--- a/inspection-rep-docx/album_template.docx
+++ b/inspection-rep-docx/album_template.docx
@@ -3235,654 +3235,6 @@
           <w:shd w:fill="auto" w:val="clear"/>
         </w:rPr>
         <w:t>}</w:t>
-      </w:r>
-    </w:p>
-    <w:p>
-      <w:pPr>
-        <w:pStyle w:val="Style21"/>
-        <w:widowControl/>
-        <w:bidi w:val="0"/>
-        <w:ind w:hanging="0" w:left="0" w:right="0"/>
-        <w:jc w:val="left"/>
-        <w:rPr>
-          <w:rStyle w:val="Style12"/>
-          <w:rFonts w:ascii="Liberation Serif" w:hAnsi="Liberation Serif"/>
-          <w:b w:val="false"/>
-          <w:i w:val="false"/>
-          <w:caps w:val="false"/>
-          <w:smallCaps w:val="false"/>
-          <w:color w:val="080808"/>
-          <w:spacing w:val="0"/>
-          <w:sz w:val="22"/>
-          <w:szCs w:val="22"/>
-          <w:shd w:fill="auto" w:val="clear"/>
-        </w:rPr>
-      </w:pPr>
-      <w:r>
-        <w:rPr>
-          <w:rFonts w:ascii="Liberation Serif" w:hAnsi="Liberation Serif"/>
-          <w:b w:val="false"/>
-          <w:i w:val="false"/>
-          <w:caps w:val="false"/>
-          <w:smallCaps w:val="false"/>
-          <w:color w:val="080808"/>
-          <w:spacing w:val="0"/>
-          <w:sz w:val="22"/>
-          <w:szCs w:val="22"/>
-          <w:shd w:fill="auto" w:val="clear"/>
-        </w:rPr>
-      </w:r>
-    </w:p>
-    <w:p>
-      <w:pPr>
-        <w:pStyle w:val="Style21"/>
-        <w:widowControl/>
-        <w:bidi w:val="0"/>
-        <w:ind w:hanging="0" w:left="0" w:right="0"/>
-        <w:jc w:val="left"/>
-        <w:rPr>
-          <w:rStyle w:val="Style12"/>
-          <w:rFonts w:ascii="Liberation Serif" w:hAnsi="Liberation Serif"/>
-          <w:b w:val="false"/>
-          <w:i w:val="false"/>
-          <w:caps w:val="false"/>
-          <w:smallCaps w:val="false"/>
-          <w:color w:val="080808"/>
-          <w:spacing w:val="0"/>
-          <w:sz w:val="22"/>
-          <w:szCs w:val="22"/>
-          <w:shd w:fill="auto" w:val="clear"/>
-        </w:rPr>
-      </w:pPr>
-      <w:r>
-        <w:rPr>
-          <w:rFonts w:ascii="Liberation Serif" w:hAnsi="Liberation Serif"/>
-          <w:b w:val="false"/>
-          <w:i w:val="false"/>
-          <w:caps w:val="false"/>
-          <w:smallCaps w:val="false"/>
-          <w:color w:val="080808"/>
-          <w:spacing w:val="0"/>
-          <w:sz w:val="22"/>
-          <w:szCs w:val="22"/>
-          <w:shd w:fill="auto" w:val="clear"/>
-        </w:rPr>
-      </w:r>
-    </w:p>
-    <w:p>
-      <w:pPr>
-        <w:pStyle w:val="Style21"/>
-        <w:widowControl/>
-        <w:bidi w:val="0"/>
-        <w:ind w:hanging="0" w:left="0" w:right="0"/>
-        <w:jc w:val="left"/>
-        <w:rPr>
-          <w:rStyle w:val="Style12"/>
-          <w:rFonts w:ascii="Liberation Serif" w:hAnsi="Liberation Serif"/>
-          <w:b w:val="false"/>
-          <w:i w:val="false"/>
-          <w:caps w:val="false"/>
-          <w:smallCaps w:val="false"/>
-          <w:color w:val="080808"/>
-          <w:spacing w:val="0"/>
-          <w:sz w:val="22"/>
-          <w:szCs w:val="22"/>
-          <w:shd w:fill="auto" w:val="clear"/>
-        </w:rPr>
-      </w:pPr>
-      <w:r>
-        <w:rPr>
-          <w:rFonts w:ascii="Liberation Serif" w:hAnsi="Liberation Serif"/>
-          <w:b w:val="false"/>
-          <w:i w:val="false"/>
-          <w:caps w:val="false"/>
-          <w:smallCaps w:val="false"/>
-          <w:color w:val="080808"/>
-          <w:spacing w:val="0"/>
-          <w:sz w:val="22"/>
-          <w:szCs w:val="22"/>
-          <w:shd w:fill="auto" w:val="clear"/>
-        </w:rPr>
-      </w:r>
-    </w:p>
-    <w:p>
-      <w:pPr>
-        <w:pStyle w:val="Style21"/>
-        <w:widowControl/>
-        <w:bidi w:val="0"/>
-        <w:ind w:hanging="0" w:left="0" w:right="0"/>
-        <w:jc w:val="left"/>
-        <w:rPr>
-          <w:rStyle w:val="Style12"/>
-          <w:rFonts w:ascii="Liberation Serif" w:hAnsi="Liberation Serif"/>
-          <w:b w:val="false"/>
-          <w:i w:val="false"/>
-          <w:caps w:val="false"/>
-          <w:smallCaps w:val="false"/>
-          <w:color w:val="080808"/>
-          <w:spacing w:val="0"/>
-          <w:sz w:val="22"/>
-          <w:szCs w:val="22"/>
-          <w:shd w:fill="auto" w:val="clear"/>
-        </w:rPr>
-      </w:pPr>
-      <w:r>
-        <w:rPr>
-          <w:rFonts w:ascii="Liberation Serif" w:hAnsi="Liberation Serif"/>
-          <w:b w:val="false"/>
-          <w:i w:val="false"/>
-          <w:caps w:val="false"/>
-          <w:smallCaps w:val="false"/>
-          <w:color w:val="080808"/>
-          <w:spacing w:val="0"/>
-          <w:sz w:val="22"/>
-          <w:szCs w:val="22"/>
-          <w:shd w:fill="auto" w:val="clear"/>
-        </w:rPr>
-      </w:r>
-    </w:p>
-    <w:p>
-      <w:pPr>
-        <w:pStyle w:val="Style21"/>
-        <w:widowControl/>
-        <w:bidi w:val="0"/>
-        <w:ind w:hanging="0" w:left="0" w:right="0"/>
-        <w:jc w:val="left"/>
-        <w:rPr>
-          <w:rStyle w:val="Style12"/>
-          <w:rFonts w:ascii="Liberation Serif" w:hAnsi="Liberation Serif"/>
-          <w:b w:val="false"/>
-          <w:i w:val="false"/>
-          <w:caps w:val="false"/>
-          <w:smallCaps w:val="false"/>
-          <w:color w:val="080808"/>
-          <w:spacing w:val="0"/>
-          <w:sz w:val="22"/>
-          <w:szCs w:val="22"/>
-          <w:shd w:fill="auto" w:val="clear"/>
-        </w:rPr>
-      </w:pPr>
-      <w:r>
-        <w:rPr>
-          <w:rFonts w:ascii="Liberation Serif" w:hAnsi="Liberation Serif"/>
-          <w:b w:val="false"/>
-          <w:i w:val="false"/>
-          <w:caps w:val="false"/>
-          <w:smallCaps w:val="false"/>
-          <w:color w:val="080808"/>
-          <w:spacing w:val="0"/>
-          <w:sz w:val="22"/>
-          <w:szCs w:val="22"/>
-          <w:shd w:fill="auto" w:val="clear"/>
-        </w:rPr>
-      </w:r>
-    </w:p>
-    <w:p>
-      <w:pPr>
-        <w:pStyle w:val="Style21"/>
-        <w:widowControl/>
-        <w:bidi w:val="0"/>
-        <w:ind w:hanging="0" w:left="0" w:right="0"/>
-        <w:jc w:val="left"/>
-        <w:rPr>
-          <w:rStyle w:val="Style12"/>
-          <w:rFonts w:ascii="Liberation Serif" w:hAnsi="Liberation Serif"/>
-          <w:b w:val="false"/>
-          <w:i w:val="false"/>
-          <w:caps w:val="false"/>
-          <w:smallCaps w:val="false"/>
-          <w:color w:val="080808"/>
-          <w:spacing w:val="0"/>
-          <w:sz w:val="22"/>
-          <w:szCs w:val="22"/>
-          <w:shd w:fill="auto" w:val="clear"/>
-        </w:rPr>
-      </w:pPr>
-      <w:r>
-        <w:rPr>
-          <w:rFonts w:ascii="Liberation Serif" w:hAnsi="Liberation Serif"/>
-          <w:b w:val="false"/>
-          <w:i w:val="false"/>
-          <w:caps w:val="false"/>
-          <w:smallCaps w:val="false"/>
-          <w:color w:val="080808"/>
-          <w:spacing w:val="0"/>
-          <w:sz w:val="22"/>
-          <w:szCs w:val="22"/>
-          <w:shd w:fill="auto" w:val="clear"/>
-        </w:rPr>
-      </w:r>
-    </w:p>
-    <w:p>
-      <w:pPr>
-        <w:pStyle w:val="Style21"/>
-        <w:widowControl/>
-        <w:bidi w:val="0"/>
-        <w:ind w:hanging="0" w:left="0" w:right="0"/>
-        <w:jc w:val="left"/>
-        <w:rPr>
-          <w:rStyle w:val="Style12"/>
-          <w:rFonts w:ascii="Liberation Serif" w:hAnsi="Liberation Serif"/>
-          <w:b w:val="false"/>
-          <w:i w:val="false"/>
-          <w:caps w:val="false"/>
-          <w:smallCaps w:val="false"/>
-          <w:color w:val="080808"/>
-          <w:spacing w:val="0"/>
-          <w:sz w:val="22"/>
-          <w:szCs w:val="22"/>
-          <w:shd w:fill="auto" w:val="clear"/>
-        </w:rPr>
-      </w:pPr>
-      <w:r>
-        <w:rPr>
-          <w:rFonts w:ascii="Liberation Serif" w:hAnsi="Liberation Serif"/>
-          <w:b w:val="false"/>
-          <w:i w:val="false"/>
-          <w:caps w:val="false"/>
-          <w:smallCaps w:val="false"/>
-          <w:color w:val="080808"/>
-          <w:spacing w:val="0"/>
-          <w:sz w:val="22"/>
-          <w:szCs w:val="22"/>
-          <w:shd w:fill="auto" w:val="clear"/>
-        </w:rPr>
-      </w:r>
-    </w:p>
-    <w:p>
-      <w:pPr>
-        <w:pStyle w:val="Style21"/>
-        <w:widowControl/>
-        <w:bidi w:val="0"/>
-        <w:ind w:hanging="0" w:left="0" w:right="0"/>
-        <w:jc w:val="left"/>
-        <w:rPr>
-          <w:rStyle w:val="Style12"/>
-          <w:rFonts w:ascii="Liberation Serif" w:hAnsi="Liberation Serif"/>
-          <w:b w:val="false"/>
-          <w:i w:val="false"/>
-          <w:caps w:val="false"/>
-          <w:smallCaps w:val="false"/>
-          <w:color w:val="080808"/>
-          <w:spacing w:val="0"/>
-          <w:sz w:val="22"/>
-          <w:szCs w:val="22"/>
-          <w:shd w:fill="auto" w:val="clear"/>
-        </w:rPr>
-      </w:pPr>
-      <w:r>
-        <w:rPr>
-          <w:rFonts w:ascii="Liberation Serif" w:hAnsi="Liberation Serif"/>
-          <w:b w:val="false"/>
-          <w:i w:val="false"/>
-          <w:caps w:val="false"/>
-          <w:smallCaps w:val="false"/>
-          <w:color w:val="080808"/>
-          <w:spacing w:val="0"/>
-          <w:sz w:val="22"/>
-          <w:szCs w:val="22"/>
-          <w:shd w:fill="auto" w:val="clear"/>
-        </w:rPr>
-      </w:r>
-    </w:p>
-    <w:p>
-      <w:pPr>
-        <w:pStyle w:val="Style21"/>
-        <w:widowControl/>
-        <w:bidi w:val="0"/>
-        <w:ind w:hanging="0" w:left="0" w:right="0"/>
-        <w:jc w:val="left"/>
-        <w:rPr>
-          <w:rStyle w:val="Style12"/>
-          <w:rFonts w:ascii="Liberation Serif" w:hAnsi="Liberation Serif"/>
-          <w:b w:val="false"/>
-          <w:i w:val="false"/>
-          <w:caps w:val="false"/>
-          <w:smallCaps w:val="false"/>
-          <w:color w:val="080808"/>
-          <w:spacing w:val="0"/>
-          <w:sz w:val="22"/>
-          <w:szCs w:val="22"/>
-          <w:shd w:fill="auto" w:val="clear"/>
-        </w:rPr>
-      </w:pPr>
-      <w:r>
-        <w:rPr>
-          <w:rFonts w:ascii="Liberation Serif" w:hAnsi="Liberation Serif"/>
-          <w:b w:val="false"/>
-          <w:i w:val="false"/>
-          <w:caps w:val="false"/>
-          <w:smallCaps w:val="false"/>
-          <w:color w:val="080808"/>
-          <w:spacing w:val="0"/>
-          <w:sz w:val="22"/>
-          <w:szCs w:val="22"/>
-          <w:shd w:fill="auto" w:val="clear"/>
-        </w:rPr>
-      </w:r>
-    </w:p>
-    <w:p>
-      <w:pPr>
-        <w:pStyle w:val="Style21"/>
-        <w:widowControl/>
-        <w:bidi w:val="0"/>
-        <w:ind w:hanging="0" w:left="0" w:right="0"/>
-        <w:jc w:val="left"/>
-        <w:rPr>
-          <w:rStyle w:val="Style12"/>
-          <w:rFonts w:ascii="Liberation Serif" w:hAnsi="Liberation Serif"/>
-          <w:b w:val="false"/>
-          <w:i w:val="false"/>
-          <w:caps w:val="false"/>
-          <w:smallCaps w:val="false"/>
-          <w:color w:val="080808"/>
-          <w:spacing w:val="0"/>
-          <w:sz w:val="22"/>
-          <w:szCs w:val="22"/>
-          <w:shd w:fill="auto" w:val="clear"/>
-        </w:rPr>
-      </w:pPr>
-      <w:r>
-        <w:rPr>
-          <w:rFonts w:ascii="Liberation Serif" w:hAnsi="Liberation Serif"/>
-          <w:b w:val="false"/>
-          <w:i w:val="false"/>
-          <w:caps w:val="false"/>
-          <w:smallCaps w:val="false"/>
-          <w:color w:val="080808"/>
-          <w:spacing w:val="0"/>
-          <w:sz w:val="22"/>
-          <w:szCs w:val="22"/>
-          <w:shd w:fill="auto" w:val="clear"/>
-        </w:rPr>
-      </w:r>
-    </w:p>
-    <w:p>
-      <w:pPr>
-        <w:pStyle w:val="Style21"/>
-        <w:widowControl/>
-        <w:bidi w:val="0"/>
-        <w:ind w:hanging="0" w:left="0" w:right="0"/>
-        <w:jc w:val="left"/>
-        <w:rPr>
-          <w:rStyle w:val="Style12"/>
-          <w:rFonts w:ascii="Liberation Serif" w:hAnsi="Liberation Serif"/>
-          <w:b w:val="false"/>
-          <w:i w:val="false"/>
-          <w:caps w:val="false"/>
-          <w:smallCaps w:val="false"/>
-          <w:color w:val="080808"/>
-          <w:spacing w:val="0"/>
-          <w:sz w:val="22"/>
-          <w:szCs w:val="22"/>
-          <w:shd w:fill="auto" w:val="clear"/>
-        </w:rPr>
-      </w:pPr>
-      <w:r>
-        <w:rPr>
-          <w:rFonts w:ascii="Liberation Serif" w:hAnsi="Liberation Serif"/>
-          <w:b w:val="false"/>
-          <w:i w:val="false"/>
-          <w:caps w:val="false"/>
-          <w:smallCaps w:val="false"/>
-          <w:color w:val="080808"/>
-          <w:spacing w:val="0"/>
-          <w:sz w:val="22"/>
-          <w:szCs w:val="22"/>
-          <w:shd w:fill="auto" w:val="clear"/>
-        </w:rPr>
-      </w:r>
-    </w:p>
-    <w:p>
-      <w:pPr>
-        <w:pStyle w:val="Style21"/>
-        <w:widowControl/>
-        <w:bidi w:val="0"/>
-        <w:ind w:hanging="0" w:left="0" w:right="0"/>
-        <w:jc w:val="left"/>
-        <w:rPr>
-          <w:rStyle w:val="Style12"/>
-          <w:rFonts w:ascii="Liberation Serif" w:hAnsi="Liberation Serif"/>
-          <w:b w:val="false"/>
-          <w:i w:val="false"/>
-          <w:caps w:val="false"/>
-          <w:smallCaps w:val="false"/>
-          <w:color w:val="080808"/>
-          <w:spacing w:val="0"/>
-          <w:sz w:val="22"/>
-          <w:szCs w:val="22"/>
-          <w:shd w:fill="auto" w:val="clear"/>
-        </w:rPr>
-      </w:pPr>
-      <w:r>
-        <w:rPr>
-          <w:rFonts w:ascii="Liberation Serif" w:hAnsi="Liberation Serif"/>
-          <w:b w:val="false"/>
-          <w:i w:val="false"/>
-          <w:caps w:val="false"/>
-          <w:smallCaps w:val="false"/>
-          <w:color w:val="080808"/>
-          <w:spacing w:val="0"/>
-          <w:sz w:val="22"/>
-          <w:szCs w:val="22"/>
-          <w:shd w:fill="auto" w:val="clear"/>
-        </w:rPr>
-      </w:r>
-    </w:p>
-    <w:p>
-      <w:pPr>
-        <w:pStyle w:val="Style21"/>
-        <w:widowControl/>
-        <w:bidi w:val="0"/>
-        <w:ind w:hanging="0" w:left="0" w:right="0"/>
-        <w:jc w:val="left"/>
-        <w:rPr>
-          <w:rStyle w:val="Style12"/>
-          <w:rFonts w:ascii="Liberation Serif" w:hAnsi="Liberation Serif"/>
-          <w:b w:val="false"/>
-          <w:i w:val="false"/>
-          <w:caps w:val="false"/>
-          <w:smallCaps w:val="false"/>
-          <w:color w:val="080808"/>
-          <w:spacing w:val="0"/>
-          <w:sz w:val="22"/>
-          <w:szCs w:val="22"/>
-          <w:shd w:fill="auto" w:val="clear"/>
-        </w:rPr>
-      </w:pPr>
-      <w:r>
-        <w:rPr>
-          <w:rFonts w:ascii="Liberation Serif" w:hAnsi="Liberation Serif"/>
-          <w:b w:val="false"/>
-          <w:i w:val="false"/>
-          <w:caps w:val="false"/>
-          <w:smallCaps w:val="false"/>
-          <w:color w:val="080808"/>
-          <w:spacing w:val="0"/>
-          <w:sz w:val="22"/>
-          <w:szCs w:val="22"/>
-          <w:shd w:fill="auto" w:val="clear"/>
-        </w:rPr>
-      </w:r>
-    </w:p>
-    <w:p>
-      <w:pPr>
-        <w:pStyle w:val="Style21"/>
-        <w:widowControl/>
-        <w:bidi w:val="0"/>
-        <w:ind w:hanging="0" w:left="0" w:right="0"/>
-        <w:jc w:val="left"/>
-        <w:rPr>
-          <w:rStyle w:val="Style12"/>
-          <w:rFonts w:ascii="Liberation Serif" w:hAnsi="Liberation Serif"/>
-          <w:b w:val="false"/>
-          <w:i w:val="false"/>
-          <w:caps w:val="false"/>
-          <w:smallCaps w:val="false"/>
-          <w:color w:val="080808"/>
-          <w:spacing w:val="0"/>
-          <w:sz w:val="22"/>
-          <w:szCs w:val="22"/>
-          <w:shd w:fill="auto" w:val="clear"/>
-        </w:rPr>
-      </w:pPr>
-      <w:r>
-        <w:rPr>
-          <w:rFonts w:ascii="Liberation Serif" w:hAnsi="Liberation Serif"/>
-          <w:b w:val="false"/>
-          <w:i w:val="false"/>
-          <w:caps w:val="false"/>
-          <w:smallCaps w:val="false"/>
-          <w:color w:val="080808"/>
-          <w:spacing w:val="0"/>
-          <w:sz w:val="22"/>
-          <w:szCs w:val="22"/>
-          <w:shd w:fill="auto" w:val="clear"/>
-        </w:rPr>
-      </w:r>
-    </w:p>
-    <w:p>
-      <w:pPr>
-        <w:pStyle w:val="Style21"/>
-        <w:widowControl/>
-        <w:bidi w:val="0"/>
-        <w:ind w:hanging="0" w:left="0" w:right="0"/>
-        <w:jc w:val="left"/>
-        <w:rPr>
-          <w:rStyle w:val="Style12"/>
-          <w:rFonts w:ascii="Liberation Serif" w:hAnsi="Liberation Serif"/>
-          <w:b w:val="false"/>
-          <w:i w:val="false"/>
-          <w:caps w:val="false"/>
-          <w:smallCaps w:val="false"/>
-          <w:color w:val="080808"/>
-          <w:spacing w:val="0"/>
-          <w:sz w:val="22"/>
-          <w:szCs w:val="22"/>
-          <w:shd w:fill="auto" w:val="clear"/>
-        </w:rPr>
-      </w:pPr>
-      <w:r>
-        <w:rPr>
-          <w:rFonts w:ascii="Liberation Serif" w:hAnsi="Liberation Serif"/>
-          <w:b w:val="false"/>
-          <w:i w:val="false"/>
-          <w:caps w:val="false"/>
-          <w:smallCaps w:val="false"/>
-          <w:color w:val="080808"/>
-          <w:spacing w:val="0"/>
-          <w:sz w:val="22"/>
-          <w:szCs w:val="22"/>
-          <w:shd w:fill="auto" w:val="clear"/>
-        </w:rPr>
-      </w:r>
-    </w:p>
-    <w:p>
-      <w:pPr>
-        <w:pStyle w:val="Style21"/>
-        <w:widowControl/>
-        <w:bidi w:val="0"/>
-        <w:ind w:hanging="0" w:left="0" w:right="0"/>
-        <w:jc w:val="left"/>
-        <w:rPr>
-          <w:rStyle w:val="Style12"/>
-          <w:rFonts w:ascii="Liberation Serif" w:hAnsi="Liberation Serif"/>
-          <w:b w:val="false"/>
-          <w:i w:val="false"/>
-          <w:caps w:val="false"/>
-          <w:smallCaps w:val="false"/>
-          <w:color w:val="080808"/>
-          <w:spacing w:val="0"/>
-          <w:sz w:val="22"/>
-          <w:szCs w:val="22"/>
-          <w:shd w:fill="auto" w:val="clear"/>
-        </w:rPr>
-      </w:pPr>
-      <w:r>
-        <w:rPr>
-          <w:rFonts w:ascii="Liberation Serif" w:hAnsi="Liberation Serif"/>
-          <w:b w:val="false"/>
-          <w:i w:val="false"/>
-          <w:caps w:val="false"/>
-          <w:smallCaps w:val="false"/>
-          <w:color w:val="080808"/>
-          <w:spacing w:val="0"/>
-          <w:sz w:val="22"/>
-          <w:szCs w:val="22"/>
-          <w:shd w:fill="auto" w:val="clear"/>
-        </w:rPr>
-      </w:r>
-    </w:p>
-    <w:p>
-      <w:pPr>
-        <w:pStyle w:val="Style21"/>
-        <w:widowControl/>
-        <w:bidi w:val="0"/>
-        <w:ind w:hanging="0" w:left="0" w:right="0"/>
-        <w:jc w:val="left"/>
-        <w:rPr>
-          <w:rStyle w:val="Style12"/>
-          <w:rFonts w:ascii="Liberation Serif" w:hAnsi="Liberation Serif"/>
-          <w:b w:val="false"/>
-          <w:i w:val="false"/>
-          <w:caps w:val="false"/>
-          <w:smallCaps w:val="false"/>
-          <w:color w:val="080808"/>
-          <w:spacing w:val="0"/>
-          <w:sz w:val="22"/>
-          <w:szCs w:val="22"/>
-          <w:shd w:fill="auto" w:val="clear"/>
-        </w:rPr>
-      </w:pPr>
-      <w:r>
-        <w:rPr>
-          <w:rFonts w:ascii="Liberation Serif" w:hAnsi="Liberation Serif"/>
-          <w:b w:val="false"/>
-          <w:i w:val="false"/>
-          <w:caps w:val="false"/>
-          <w:smallCaps w:val="false"/>
-          <w:color w:val="080808"/>
-          <w:spacing w:val="0"/>
-          <w:sz w:val="22"/>
-          <w:szCs w:val="22"/>
-          <w:shd w:fill="auto" w:val="clear"/>
-        </w:rPr>
-      </w:r>
-    </w:p>
-    <w:p>
-      <w:pPr>
-        <w:pStyle w:val="Style21"/>
-        <w:widowControl/>
-        <w:bidi w:val="0"/>
-        <w:ind w:hanging="0" w:left="0" w:right="0"/>
-        <w:jc w:val="left"/>
-        <w:rPr>
-          <w:rStyle w:val="Style12"/>
-          <w:rFonts w:ascii="Liberation Serif" w:hAnsi="Liberation Serif"/>
-          <w:b w:val="false"/>
-          <w:i w:val="false"/>
-          <w:caps w:val="false"/>
-          <w:smallCaps w:val="false"/>
-          <w:color w:val="080808"/>
-          <w:spacing w:val="0"/>
-          <w:sz w:val="22"/>
-          <w:szCs w:val="22"/>
-          <w:shd w:fill="auto" w:val="clear"/>
-        </w:rPr>
-      </w:pPr>
-      <w:r>
-        <w:rPr>
-          <w:rFonts w:ascii="Liberation Serif" w:hAnsi="Liberation Serif"/>
-          <w:b w:val="false"/>
-          <w:i w:val="false"/>
-          <w:caps w:val="false"/>
-          <w:smallCaps w:val="false"/>
-          <w:color w:val="080808"/>
-          <w:spacing w:val="0"/>
-          <w:sz w:val="22"/>
-          <w:szCs w:val="22"/>
-          <w:shd w:fill="auto" w:val="clear"/>
-        </w:rPr>
       </w:r>
     </w:p>
     <w:p>
@@ -10822,7 +10174,46 @@
                 <w:szCs w:val="22"/>
                 <w:shd w:fill="auto" w:val="clear"/>
               </w:rPr>
-              <w:t>))</w:t>
+              <w:t xml:space="preserve">)) </w:t>
+            </w:r>
+            <w:r>
+              <w:rPr>
+                <w:rStyle w:val="Style12"/>
+                <w:rFonts w:ascii="Liberation Serif" w:hAnsi="Liberation Serif"/>
+                <w:b w:val="false"/>
+                <w:bCs w:val="false"/>
+                <w:color w:val="55308D"/>
+                <w:sz w:val="22"/>
+                <w:szCs w:val="22"/>
+                <w:shd w:fill="auto" w:val="clear"/>
+              </w:rPr>
+              <w:t xml:space="preserve">or not </w:t>
+            </w:r>
+            <w:r>
+              <w:rPr>
+                <w:rStyle w:val="Style12"/>
+                <w:rFonts w:ascii="Liberation Serif" w:hAnsi="Liberation Serif"/>
+                <w:b w:val="false"/>
+                <w:bCs w:val="false"/>
+                <w:color w:val="55308D"/>
+                <w:sz w:val="22"/>
+                <w:szCs w:val="22"/>
+                <w:shd w:fill="auto" w:val="clear"/>
+              </w:rPr>
+              <w:t>t_sticker and (</w:t>
+            </w:r>
+            <w:r>
+              <w:rPr>
+                <w:rStyle w:val="Style12"/>
+                <w:rFonts w:ascii="Liberation Serif" w:hAnsi="Liberation Serif"/>
+                <w:b w:val="false"/>
+                <w:bCs w:val="false"/>
+                <w:color w:val="55308D"/>
+                <w:sz w:val="22"/>
+                <w:szCs w:val="22"/>
+                <w:shd w:fill="FFFFFF" w:val="clear"/>
+              </w:rPr>
+              <w:t>delta_t_a &gt;= 0 or delta_t_b &gt;= 0)</w:t>
             </w:r>
             <w:r>
               <w:rPr>
@@ -15578,6 +14969,605 @@
           </w:p>
           <w:p>
             <w:pPr>
+              <w:pStyle w:val="Normal"/>
+              <w:widowControl/>
+              <w:bidi w:val="0"/>
+              <w:ind w:hanging="0" w:left="0" w:right="0"/>
+              <w:jc w:val="left"/>
+              <w:rPr/>
+            </w:pPr>
+            <w:r>
+              <w:rPr>
+                <w:rStyle w:val="Style12"/>
+                <w:rFonts w:ascii="Liberation Serif" w:hAnsi="Liberation Serif"/>
+                <w:b w:val="false"/>
+                <w:color w:val="080808"/>
+                <w:shd w:fill="auto" w:val="clear"/>
+              </w:rPr>
+              <w:t>{</w:t>
+            </w:r>
+            <w:r>
+              <w:rPr>
+                <w:rStyle w:val="Style12"/>
+                <w:rFonts w:ascii="Liberation Serif" w:hAnsi="Liberation Serif"/>
+                <w:b w:val="false"/>
+                <w:color w:val="00622F"/>
+                <w:shd w:fill="auto" w:val="clear"/>
+              </w:rPr>
+              <w:t>%</w:t>
+            </w:r>
+            <w:r>
+              <w:rPr>
+                <w:rStyle w:val="Style12"/>
+                <w:rFonts w:ascii="Liberation Serif" w:hAnsi="Liberation Serif"/>
+                <w:b w:val="false"/>
+                <w:color w:val="080808"/>
+                <w:shd w:fill="auto" w:val="clear"/>
+              </w:rPr>
+              <w:t>p</w:t>
+            </w:r>
+            <w:r>
+              <w:rPr>
+                <w:rStyle w:val="Style12"/>
+                <w:rFonts w:ascii="Liberation Serif" w:hAnsi="Liberation Serif"/>
+                <w:b w:val="false"/>
+                <w:color w:val="222832"/>
+                <w:shd w:fill="auto" w:val="clear"/>
+              </w:rPr>
+              <w:t xml:space="preserve"> </w:t>
+            </w:r>
+            <w:r>
+              <w:rPr>
+                <w:rStyle w:val="Style12"/>
+                <w:rFonts w:ascii="Liberation Serif" w:hAnsi="Liberation Serif"/>
+                <w:b w:val="false"/>
+                <w:color w:val="C9211E"/>
+                <w:shd w:fill="auto" w:val="clear"/>
+              </w:rPr>
+              <w:t xml:space="preserve">if </w:t>
+            </w:r>
+            <w:r>
+              <w:rPr>
+                <w:rStyle w:val="Style12"/>
+                <w:rFonts w:ascii="Liberation Serif" w:hAnsi="Liberation Serif"/>
+                <w:b w:val="false"/>
+                <w:bCs w:val="false"/>
+                <w:color w:val="C9211E"/>
+                <w:sz w:val="22"/>
+                <w:szCs w:val="22"/>
+                <w:shd w:fill="auto" w:val="clear"/>
+              </w:rPr>
+              <w:t xml:space="preserve">item.is_panel == </w:t>
+            </w:r>
+            <w:r>
+              <w:rPr>
+                <w:rStyle w:val="Style12"/>
+                <w:rFonts w:ascii="Liberation Serif" w:hAnsi="Liberation Serif"/>
+                <w:b w:val="false"/>
+                <w:bCs w:val="false"/>
+                <w:i w:val="false"/>
+                <w:caps w:val="false"/>
+                <w:smallCaps w:val="false"/>
+                <w:strike w:val="false"/>
+                <w:dstrike w:val="false"/>
+                <w:outline w:val="false"/>
+                <w:shadow w:val="false"/>
+                <w:color w:val="C9211E"/>
+                <w:spacing w:val="0"/>
+                <w:sz w:val="22"/>
+                <w:szCs w:val="22"/>
+                <w:u w:val="none"/>
+                <w:shd w:fill="FFFFFF" w:val="clear"/>
+                <w:em w:val="none"/>
+              </w:rPr>
+              <w:t>'MOTOR'</w:t>
+            </w:r>
+            <w:r>
+              <w:rPr>
+                <w:rStyle w:val="Style12"/>
+                <w:rFonts w:ascii="Liberation Serif" w:hAnsi="Liberation Serif"/>
+                <w:b w:val="false"/>
+                <w:color w:val="CC0000"/>
+              </w:rPr>
+              <w:t xml:space="preserve"> </w:t>
+            </w:r>
+            <w:r>
+              <w:rPr>
+                <w:rStyle w:val="Style12"/>
+                <w:rFonts w:ascii="Liberation Serif" w:hAnsi="Liberation Serif"/>
+                <w:b w:val="false"/>
+                <w:color w:val="00622F"/>
+                <w:shd w:fill="auto" w:val="clear"/>
+              </w:rPr>
+              <w:t>%</w:t>
+            </w:r>
+            <w:r>
+              <w:rPr>
+                <w:rStyle w:val="Style12"/>
+                <w:rFonts w:ascii="Liberation Serif" w:hAnsi="Liberation Serif"/>
+                <w:b w:val="false"/>
+                <w:color w:val="080808"/>
+                <w:shd w:fill="auto" w:val="clear"/>
+              </w:rPr>
+              <w:t>}</w:t>
+            </w:r>
+          </w:p>
+          <w:p>
+            <w:pPr>
+              <w:pStyle w:val="Normal"/>
+              <w:bidi w:val="0"/>
+              <w:jc w:val="left"/>
+              <w:rPr/>
+            </w:pPr>
+            <w:r>
+              <w:rPr>
+                <w:rStyle w:val="Style12"/>
+                <w:rFonts w:ascii="Liberation Serif" w:hAnsi="Liberation Serif"/>
+                <w:b w:val="false"/>
+                <w:bCs w:val="false"/>
+                <w:i w:val="false"/>
+                <w:strike w:val="false"/>
+                <w:dstrike w:val="false"/>
+                <w:outline w:val="false"/>
+                <w:shadow w:val="false"/>
+                <w:color w:val="000000"/>
+                <w:sz w:val="22"/>
+                <w:szCs w:val="22"/>
+                <w:u w:val="none"/>
+                <w:shd w:fill="auto" w:val="clear"/>
+                <w:em w:val="none"/>
+              </w:rPr>
+              <w:t>{{ item.</w:t>
+            </w:r>
+            <w:r>
+              <w:rPr>
+                <w:rStyle w:val="Style12"/>
+                <w:rFonts w:ascii="Liberation Serif" w:hAnsi="Liberation Serif"/>
+                <w:b w:val="false"/>
+                <w:bCs w:val="false"/>
+                <w:i w:val="false"/>
+                <w:strike w:val="false"/>
+                <w:dstrike w:val="false"/>
+                <w:outline w:val="false"/>
+                <w:shadow w:val="false"/>
+                <w:color w:val="000000"/>
+                <w:sz w:val="22"/>
+                <w:szCs w:val="22"/>
+                <w:u w:val="none"/>
+                <w:shd w:fill="auto" w:val="clear"/>
+                <w:em w:val="none"/>
+              </w:rPr>
+              <w:t>o</w:t>
+            </w:r>
+            <w:r>
+              <w:rPr>
+                <w:rStyle w:val="Style12"/>
+                <w:rFonts w:ascii="Liberation Serif" w:hAnsi="Liberation Serif"/>
+                <w:b w:val="false"/>
+                <w:bCs w:val="false"/>
+                <w:i w:val="false"/>
+                <w:strike w:val="false"/>
+                <w:dstrike w:val="false"/>
+                <w:outline w:val="false"/>
+                <w:shadow w:val="false"/>
+                <w:color w:val="000000"/>
+                <w:sz w:val="22"/>
+                <w:szCs w:val="22"/>
+                <w:u w:val="none"/>
+                <w:shd w:fill="auto" w:val="clear"/>
+                <w:em w:val="none"/>
+              </w:rPr>
+              <w:t>u</w:t>
+            </w:r>
+            <w:r>
+              <w:rPr>
+                <w:rStyle w:val="Style12"/>
+                <w:rFonts w:ascii="Liberation Serif" w:hAnsi="Liberation Serif"/>
+                <w:b w:val="false"/>
+                <w:bCs w:val="false"/>
+                <w:i w:val="false"/>
+                <w:strike w:val="false"/>
+                <w:dstrike w:val="false"/>
+                <w:outline w:val="false"/>
+                <w:shadow w:val="false"/>
+                <w:color w:val="000000"/>
+                <w:sz w:val="22"/>
+                <w:szCs w:val="22"/>
+                <w:u w:val="none"/>
+                <w:shd w:fill="auto" w:val="clear"/>
+                <w:em w:val="none"/>
+              </w:rPr>
+              <w:t>t</w:t>
+            </w:r>
+            <w:r>
+              <w:rPr>
+                <w:rStyle w:val="Style12"/>
+                <w:rFonts w:ascii="Liberation Serif" w:hAnsi="Liberation Serif"/>
+                <w:b w:val="false"/>
+                <w:bCs w:val="false"/>
+                <w:i w:val="false"/>
+                <w:strike w:val="false"/>
+                <w:dstrike w:val="false"/>
+                <w:outline w:val="false"/>
+                <w:shadow w:val="false"/>
+                <w:color w:val="000000"/>
+                <w:sz w:val="22"/>
+                <w:szCs w:val="22"/>
+                <w:u w:val="none"/>
+                <w:shd w:fill="auto" w:val="clear"/>
+                <w:em w:val="none"/>
+              </w:rPr>
+              <w:t>p</w:t>
+            </w:r>
+            <w:r>
+              <w:rPr>
+                <w:rStyle w:val="Style12"/>
+                <w:rFonts w:ascii="Liberation Serif" w:hAnsi="Liberation Serif"/>
+                <w:b w:val="false"/>
+                <w:bCs w:val="false"/>
+                <w:i w:val="false"/>
+                <w:strike w:val="false"/>
+                <w:dstrike w:val="false"/>
+                <w:outline w:val="false"/>
+                <w:shadow w:val="false"/>
+                <w:color w:val="000000"/>
+                <w:sz w:val="22"/>
+                <w:szCs w:val="22"/>
+                <w:u w:val="none"/>
+                <w:shd w:fill="auto" w:val="clear"/>
+                <w:em w:val="none"/>
+              </w:rPr>
+              <w:t>u</w:t>
+            </w:r>
+            <w:r>
+              <w:rPr>
+                <w:rStyle w:val="Style12"/>
+                <w:rFonts w:ascii="Liberation Serif" w:hAnsi="Liberation Serif"/>
+                <w:b w:val="false"/>
+                <w:bCs w:val="false"/>
+                <w:i w:val="false"/>
+                <w:strike w:val="false"/>
+                <w:dstrike w:val="false"/>
+                <w:outline w:val="false"/>
+                <w:shadow w:val="false"/>
+                <w:color w:val="000000"/>
+                <w:sz w:val="22"/>
+                <w:szCs w:val="22"/>
+                <w:u w:val="none"/>
+                <w:shd w:fill="auto" w:val="clear"/>
+                <w:em w:val="none"/>
+              </w:rPr>
+              <w:t>t</w:t>
+            </w:r>
+            <w:r>
+              <w:rPr>
+                <w:rStyle w:val="Style12"/>
+                <w:rFonts w:ascii="Liberation Serif" w:hAnsi="Liberation Serif"/>
+                <w:b w:val="false"/>
+                <w:bCs w:val="false"/>
+                <w:i w:val="false"/>
+                <w:strike w:val="false"/>
+                <w:dstrike w:val="false"/>
+                <w:outline w:val="false"/>
+                <w:shadow w:val="false"/>
+                <w:color w:val="000000"/>
+                <w:sz w:val="22"/>
+                <w:szCs w:val="22"/>
+                <w:u w:val="none"/>
+                <w:shd w:fill="auto" w:val="clear"/>
+                <w:em w:val="none"/>
+              </w:rPr>
+              <w:t>_</w:t>
+            </w:r>
+            <w:r>
+              <w:rPr>
+                <w:rStyle w:val="Style12"/>
+                <w:rFonts w:ascii="Liberation Serif" w:hAnsi="Liberation Serif"/>
+                <w:b w:val="false"/>
+                <w:bCs w:val="false"/>
+                <w:i w:val="false"/>
+                <w:strike w:val="false"/>
+                <w:dstrike w:val="false"/>
+                <w:outline w:val="false"/>
+                <w:shadow w:val="false"/>
+                <w:color w:val="000000"/>
+                <w:sz w:val="22"/>
+                <w:szCs w:val="22"/>
+                <w:u w:val="none"/>
+                <w:shd w:fill="auto" w:val="clear"/>
+                <w:em w:val="none"/>
+              </w:rPr>
+              <w:t>t</w:t>
+            </w:r>
+            <w:r>
+              <w:rPr>
+                <w:rStyle w:val="Style12"/>
+                <w:rFonts w:ascii="Liberation Serif" w:hAnsi="Liberation Serif"/>
+                <w:b w:val="false"/>
+                <w:bCs w:val="false"/>
+                <w:i w:val="false"/>
+                <w:strike w:val="false"/>
+                <w:dstrike w:val="false"/>
+                <w:outline w:val="false"/>
+                <w:shadow w:val="false"/>
+                <w:color w:val="000000"/>
+                <w:sz w:val="22"/>
+                <w:szCs w:val="22"/>
+                <w:u w:val="none"/>
+                <w:shd w:fill="auto" w:val="clear"/>
+                <w:em w:val="none"/>
+              </w:rPr>
+              <w:t>e</w:t>
+            </w:r>
+            <w:r>
+              <w:rPr>
+                <w:rStyle w:val="Style12"/>
+                <w:rFonts w:ascii="Liberation Serif" w:hAnsi="Liberation Serif"/>
+                <w:b w:val="false"/>
+                <w:bCs w:val="false"/>
+                <w:i w:val="false"/>
+                <w:strike w:val="false"/>
+                <w:dstrike w:val="false"/>
+                <w:outline w:val="false"/>
+                <w:shadow w:val="false"/>
+                <w:color w:val="000000"/>
+                <w:sz w:val="22"/>
+                <w:szCs w:val="22"/>
+                <w:u w:val="none"/>
+                <w:shd w:fill="auto" w:val="clear"/>
+                <w:em w:val="none"/>
+              </w:rPr>
+              <w:t>x</w:t>
+            </w:r>
+            <w:r>
+              <w:rPr>
+                <w:rStyle w:val="Style12"/>
+                <w:rFonts w:ascii="Liberation Serif" w:hAnsi="Liberation Serif"/>
+                <w:b w:val="false"/>
+                <w:bCs w:val="false"/>
+                <w:i w:val="false"/>
+                <w:strike w:val="false"/>
+                <w:dstrike w:val="false"/>
+                <w:outline w:val="false"/>
+                <w:shadow w:val="false"/>
+                <w:color w:val="000000"/>
+                <w:sz w:val="22"/>
+                <w:szCs w:val="22"/>
+                <w:u w:val="none"/>
+                <w:shd w:fill="auto" w:val="clear"/>
+                <w:em w:val="none"/>
+              </w:rPr>
+              <w:t>t</w:t>
+            </w:r>
+            <w:r>
+              <w:rPr>
+                <w:rStyle w:val="Style12"/>
+                <w:rFonts w:ascii="Liberation Serif" w:hAnsi="Liberation Serif"/>
+                <w:b w:val="false"/>
+                <w:bCs w:val="false"/>
+                <w:i w:val="false"/>
+                <w:strike w:val="false"/>
+                <w:dstrike w:val="false"/>
+                <w:outline w:val="false"/>
+                <w:shadow w:val="false"/>
+                <w:color w:val="000000"/>
+                <w:sz w:val="22"/>
+                <w:szCs w:val="22"/>
+                <w:u w:val="none"/>
+                <w:shd w:fill="FFFFFF" w:val="clear"/>
+                <w:em w:val="none"/>
+              </w:rPr>
+              <w:t xml:space="preserve"> </w:t>
+            </w:r>
+            <w:r>
+              <w:rPr>
+                <w:rStyle w:val="Style12"/>
+                <w:rFonts w:ascii="Liberation Serif" w:hAnsi="Liberation Serif"/>
+                <w:b w:val="false"/>
+                <w:bCs w:val="false"/>
+                <w:i w:val="false"/>
+                <w:strike w:val="false"/>
+                <w:dstrike w:val="false"/>
+                <w:outline w:val="false"/>
+                <w:shadow w:val="false"/>
+                <w:color w:val="000000"/>
+                <w:sz w:val="22"/>
+                <w:szCs w:val="22"/>
+                <w:u w:val="none"/>
+                <w:shd w:fill="auto" w:val="clear"/>
+                <w:em w:val="none"/>
+              </w:rPr>
+              <w:t>}}</w:t>
+            </w:r>
+          </w:p>
+          <w:p>
+            <w:pPr>
+              <w:pStyle w:val="Normal"/>
+              <w:widowControl/>
+              <w:bidi w:val="0"/>
+              <w:ind w:hanging="0" w:left="0" w:right="0"/>
+              <w:jc w:val="left"/>
+              <w:rPr>
+                <w:rStyle w:val="Style12"/>
+                <w:rFonts w:ascii="Liberation Serif" w:hAnsi="Liberation Serif"/>
+                <w:b w:val="false"/>
+                <w:bCs/>
+                <w:i w:val="false"/>
+                <w:strike w:val="false"/>
+                <w:dstrike w:val="false"/>
+                <w:outline w:val="false"/>
+                <w:shadow w:val="false"/>
+                <w:color w:val="080808"/>
+                <w:sz w:val="22"/>
+                <w:szCs w:val="22"/>
+                <w:u w:val="none"/>
+                <w:shd w:fill="auto" w:val="clear"/>
+                <w:em w:val="none"/>
+              </w:rPr>
+            </w:pPr>
+            <w:r>
+              <w:rPr>
+                <w:rStyle w:val="Style12"/>
+                <w:rFonts w:ascii="Liberation Serif" w:hAnsi="Liberation Serif"/>
+                <w:b w:val="false"/>
+                <w:bCs/>
+                <w:i w:val="false"/>
+                <w:strike w:val="false"/>
+                <w:dstrike w:val="false"/>
+                <w:outline w:val="false"/>
+                <w:shadow w:val="false"/>
+                <w:color w:val="080808"/>
+                <w:sz w:val="22"/>
+                <w:szCs w:val="22"/>
+                <w:u w:val="none"/>
+                <w:shd w:fill="auto" w:val="clear"/>
+                <w:em w:val="none"/>
+              </w:rPr>
+              <w:t>{</w:t>
+            </w:r>
+            <w:r>
+              <w:rPr>
+                <w:rStyle w:val="Style12"/>
+                <w:rFonts w:ascii="Liberation Serif" w:hAnsi="Liberation Serif"/>
+                <w:b w:val="false"/>
+                <w:bCs/>
+                <w:i w:val="false"/>
+                <w:strike w:val="false"/>
+                <w:dstrike w:val="false"/>
+                <w:outline w:val="false"/>
+                <w:shadow w:val="false"/>
+                <w:color w:val="00622F"/>
+                <w:sz w:val="22"/>
+                <w:szCs w:val="22"/>
+                <w:u w:val="none"/>
+                <w:shd w:fill="auto" w:val="clear"/>
+                <w:em w:val="none"/>
+              </w:rPr>
+              <w:t>%</w:t>
+            </w:r>
+            <w:r>
+              <w:rPr>
+                <w:rStyle w:val="Style12"/>
+                <w:rFonts w:ascii="Liberation Serif" w:hAnsi="Liberation Serif"/>
+                <w:b w:val="false"/>
+                <w:bCs/>
+                <w:i w:val="false"/>
+                <w:strike w:val="false"/>
+                <w:dstrike w:val="false"/>
+                <w:outline w:val="false"/>
+                <w:shadow w:val="false"/>
+                <w:color w:val="080808"/>
+                <w:sz w:val="22"/>
+                <w:szCs w:val="22"/>
+                <w:u w:val="none"/>
+                <w:shd w:fill="auto" w:val="clear"/>
+                <w:em w:val="none"/>
+              </w:rPr>
+              <w:t>p</w:t>
+            </w:r>
+            <w:r>
+              <w:rPr>
+                <w:rStyle w:val="Style12"/>
+                <w:rFonts w:ascii="Liberation Serif" w:hAnsi="Liberation Serif"/>
+                <w:b w:val="false"/>
+                <w:bCs/>
+                <w:i w:val="false"/>
+                <w:strike w:val="false"/>
+                <w:dstrike w:val="false"/>
+                <w:outline w:val="false"/>
+                <w:shadow w:val="false"/>
+                <w:color w:val="222832"/>
+                <w:sz w:val="22"/>
+                <w:szCs w:val="22"/>
+                <w:u w:val="none"/>
+                <w:shd w:fill="auto" w:val="clear"/>
+                <w:em w:val="none"/>
+              </w:rPr>
+              <w:t xml:space="preserve"> </w:t>
+            </w:r>
+            <w:r>
+              <w:rPr>
+                <w:rStyle w:val="Style12"/>
+                <w:rFonts w:ascii="Liberation Serif" w:hAnsi="Liberation Serif"/>
+                <w:b w:val="false"/>
+                <w:bCs/>
+                <w:i w:val="false"/>
+                <w:strike w:val="false"/>
+                <w:dstrike w:val="false"/>
+                <w:outline w:val="false"/>
+                <w:shadow w:val="false"/>
+                <w:color w:val="C9211E"/>
+                <w:sz w:val="22"/>
+                <w:szCs w:val="22"/>
+                <w:u w:val="none"/>
+                <w:shd w:fill="auto" w:val="clear"/>
+                <w:em w:val="none"/>
+              </w:rPr>
+              <w:t>else</w:t>
+            </w:r>
+            <w:r>
+              <w:rPr>
+                <w:rStyle w:val="Style12"/>
+                <w:rFonts w:ascii="Liberation Serif" w:hAnsi="Liberation Serif"/>
+                <w:b w:val="false"/>
+                <w:bCs/>
+                <w:i w:val="false"/>
+                <w:strike w:val="false"/>
+                <w:dstrike w:val="false"/>
+                <w:outline w:val="false"/>
+                <w:shadow w:val="false"/>
+                <w:color w:val="222832"/>
+                <w:sz w:val="22"/>
+                <w:szCs w:val="22"/>
+                <w:u w:val="none"/>
+                <w:shd w:fill="auto" w:val="clear"/>
+                <w:em w:val="none"/>
+              </w:rPr>
+              <w:t xml:space="preserve"> </w:t>
+            </w:r>
+            <w:r>
+              <w:rPr>
+                <w:rStyle w:val="Style12"/>
+                <w:rFonts w:ascii="Liberation Serif" w:hAnsi="Liberation Serif"/>
+                <w:b w:val="false"/>
+                <w:bCs/>
+                <w:i w:val="false"/>
+                <w:strike w:val="false"/>
+                <w:dstrike w:val="false"/>
+                <w:outline w:val="false"/>
+                <w:shadow w:val="false"/>
+                <w:color w:val="00622F"/>
+                <w:sz w:val="22"/>
+                <w:szCs w:val="22"/>
+                <w:u w:val="none"/>
+                <w:shd w:fill="auto" w:val="clear"/>
+                <w:em w:val="none"/>
+              </w:rPr>
+              <w:t>%</w:t>
+            </w:r>
+            <w:r>
+              <w:rPr>
+                <w:rStyle w:val="Style12"/>
+                <w:rFonts w:ascii="Liberation Serif" w:hAnsi="Liberation Serif"/>
+                <w:b w:val="false"/>
+                <w:bCs/>
+                <w:i w:val="false"/>
+                <w:strike w:val="false"/>
+                <w:dstrike w:val="false"/>
+                <w:outline w:val="false"/>
+                <w:shadow w:val="false"/>
+                <w:color w:val="080808"/>
+                <w:sz w:val="22"/>
+                <w:szCs w:val="22"/>
+                <w:u w:val="none"/>
+                <w:shd w:fill="auto" w:val="clear"/>
+                <w:em w:val="none"/>
+              </w:rPr>
+              <w:t>}</w:t>
+            </w:r>
+          </w:p>
+          <w:p>
+            <w:pPr>
               <w:pStyle w:val="Style21"/>
               <w:widowControl/>
               <w:bidi w:val="0"/>
@@ -15596,6 +15586,19 @@
                 <w:szCs w:val="22"/>
                 <w:shd w:fill="auto" w:val="clear"/>
               </w:rPr>
+              <w:t xml:space="preserve">  </w:t>
+            </w:r>
+            <w:r>
+              <w:rPr>
+                <w:rStyle w:val="Style12"/>
+                <w:rFonts w:ascii="Liberation Serif" w:hAnsi="Liberation Serif"/>
+                <w:b w:val="false"/>
+                <w:bCs/>
+                <w:color w:val="080808"/>
+                <w:sz w:val="22"/>
+                <w:szCs w:val="22"/>
+                <w:shd w:fill="auto" w:val="clear"/>
+              </w:rPr>
               <w:t>{</w:t>
             </w:r>
             <w:r>
@@ -15648,7 +15651,7 @@
                 <w:szCs w:val="22"/>
                 <w:shd w:fill="auto" w:val="clear"/>
               </w:rPr>
-              <w:t>if item.</w:t>
+              <w:t>if (item.</w:t>
             </w:r>
             <w:r>
               <w:rPr>
@@ -15674,7 +15677,7 @@
                 <w:szCs w:val="22"/>
                 <w:shd w:fill="auto" w:val="clear"/>
               </w:rPr>
-              <w:t>item.t_max and t_sticker</w:t>
+              <w:t>item.t_max and t_sticker)</w:t>
             </w:r>
             <w:r>
               <w:rPr>
@@ -15688,6 +15691,71 @@
                 <w:shd w:fill="auto" w:val="clear"/>
               </w:rPr>
               <w:t xml:space="preserve"> </w:t>
+            </w:r>
+            <w:r>
+              <w:rPr>
+                <w:rStyle w:val="Style12"/>
+                <w:rFonts w:ascii="Liberation Serif" w:hAnsi="Liberation Serif"/>
+                <w:b w:val="false"/>
+                <w:bCs/>
+                <w:color w:val="C9211E"/>
+                <w:sz w:val="22"/>
+                <w:szCs w:val="22"/>
+                <w:shd w:fill="auto" w:val="clear"/>
+              </w:rPr>
+              <w:t>or (</w:t>
+            </w:r>
+            <w:r>
+              <w:rPr>
+                <w:rStyle w:val="Style12"/>
+                <w:rFonts w:ascii="Liberation Serif" w:hAnsi="Liberation Serif"/>
+                <w:b w:val="false"/>
+                <w:bCs/>
+                <w:color w:val="CC0000"/>
+                <w:sz w:val="22"/>
+                <w:szCs w:val="22"/>
+                <w:shd w:fill="auto" w:val="clear"/>
+              </w:rPr>
+              <w:t>item.</w:t>
+            </w:r>
+            <w:r>
+              <w:rPr>
+                <w:rStyle w:val="Style12"/>
+                <w:rFonts w:ascii="Liberation Serif" w:hAnsi="Liberation Serif"/>
+                <w:b w:val="false"/>
+                <w:bCs/>
+                <w:color w:val="CC0000"/>
+                <w:sz w:val="22"/>
+                <w:szCs w:val="22"/>
+                <w:shd w:fill="FFFFFF" w:val="clear"/>
+              </w:rPr>
+              <w:t xml:space="preserve">t_observed and </w:t>
+            </w:r>
+            <w:r>
+              <w:rPr>
+                <w:rStyle w:val="Style12"/>
+                <w:rFonts w:ascii="Liberation Serif" w:hAnsi="Liberation Serif"/>
+                <w:b w:val="false"/>
+                <w:bCs w:val="false"/>
+                <w:color w:val="C9211E"/>
+                <w:sz w:val="22"/>
+                <w:szCs w:val="22"/>
+                <w:shd w:fill="auto" w:val="clear"/>
+              </w:rPr>
+              <w:t xml:space="preserve">item.t_max and not t_sticker </w:t>
+            </w:r>
+            <w:r>
+              <w:rPr>
+                <w:rStyle w:val="Style12"/>
+                <w:rFonts w:ascii="Liberation Serif" w:hAnsi="Liberation Serif"/>
+                <w:b w:val="false"/>
+                <w:bCs w:val="false"/>
+                <w:color w:val="C9211E"/>
+                <w:sz w:val="22"/>
+                <w:szCs w:val="22"/>
+                <w:shd w:fill="FFFFFF" w:val="clear"/>
+              </w:rPr>
+              <w:t xml:space="preserve">and item.is_test_ready is true) </w:t>
             </w:r>
             <w:r>
               <w:rPr>
@@ -24471,7 +24539,9 @@
           <w:p>
             <w:pPr>
               <w:pStyle w:val="Normal"/>
+              <w:widowControl/>
               <w:bidi w:val="0"/>
+              <w:ind w:hanging="0" w:left="0" w:right="0"/>
               <w:jc w:val="left"/>
               <w:rPr/>
             </w:pPr>
@@ -24481,19 +24551,12 @@
                 <w:rFonts w:ascii="Liberation Serif" w:hAnsi="Liberation Serif"/>
                 <w:b w:val="false"/>
                 <w:bCs/>
-                <w:i w:val="false"/>
-                <w:strike w:val="false"/>
-                <w:dstrike w:val="false"/>
-                <w:outline w:val="false"/>
-                <w:shadow w:val="false"/>
-                <w:color w:val="080808"/>
-                <w:sz w:val="22"/>
-                <w:szCs w:val="22"/>
-                <w:u w:val="none"/>
-                <w:shd w:fill="auto" w:val="clear"/>
-                <w:em w:val="none"/>
-              </w:rPr>
-              <w:t xml:space="preserve">     </w:t>
+                <w:color w:val="080808"/>
+                <w:sz w:val="22"/>
+                <w:szCs w:val="22"/>
+                <w:shd w:fill="auto" w:val="clear"/>
+              </w:rPr>
+              <w:t xml:space="preserve">      </w:t>
             </w:r>
             <w:r>
               <w:rPr>
@@ -24673,7 +24736,47 @@
                 <w:shd w:fill="FFFFFF" w:val="clear"/>
                 <w:em w:val="none"/>
               </w:rPr>
-              <w:t xml:space="preserve"> &gt;= 0</w:t>
+              <w:t xml:space="preserve"> &gt;= </w:t>
+            </w:r>
+            <w:r>
+              <w:rPr>
+                <w:rStyle w:val="Style12"/>
+                <w:rFonts w:ascii="Liberation Serif" w:hAnsi="Liberation Serif"/>
+                <w:b w:val="false"/>
+                <w:bCs w:val="false"/>
+                <w:i w:val="false"/>
+                <w:strike w:val="false"/>
+                <w:dstrike w:val="false"/>
+                <w:outline w:val="false"/>
+                <w:shadow w:val="false"/>
+                <w:color w:val="C9211E"/>
+                <w:sz w:val="22"/>
+                <w:szCs w:val="22"/>
+                <w:u w:val="none"/>
+                <w:shd w:fill="FFFFFF" w:val="clear"/>
+                <w:em w:val="none"/>
+              </w:rPr>
+              <w:t>3</w:t>
+            </w:r>
+            <w:r>
+              <w:rPr>
+                <w:rStyle w:val="Style12"/>
+                <w:rFonts w:ascii="Liberation Serif" w:hAnsi="Liberation Serif"/>
+                <w:b w:val="false"/>
+                <w:bCs w:val="false"/>
+                <w:i w:val="false"/>
+                <w:strike w:val="false"/>
+                <w:dstrike w:val="false"/>
+                <w:outline w:val="false"/>
+                <w:shadow w:val="false"/>
+                <w:color w:val="C9211E"/>
+                <w:sz w:val="22"/>
+                <w:szCs w:val="22"/>
+                <w:u w:val="none"/>
+                <w:shd w:fill="FFFFFF" w:val="clear"/>
+                <w:em w:val="none"/>
+              </w:rPr>
+              <w:t>0</w:t>
             </w:r>
             <w:r>
               <w:rPr>
@@ -24925,23 +25028,266 @@
             </w:r>
             <w:r>
               <w:rPr>
-                <w:rStyle w:val="Style12"/>
-                <w:rFonts w:ascii="Liberation Serif" w:hAnsi="Liberation Serif"/>
-                <w:b w:val="false"/>
-                <w:bCs/>
-                <w:i w:val="false"/>
-                <w:strike w:val="false"/>
-                <w:dstrike w:val="false"/>
-                <w:outline w:val="false"/>
-                <w:shadow w:val="false"/>
-                <w:color w:val="000000"/>
-                <w:sz w:val="22"/>
-                <w:szCs w:val="22"/>
-                <w:u w:val="none"/>
-                <w:shd w:fill="auto" w:val="clear"/>
+                <w:rFonts w:ascii="Liberation Serif" w:hAnsi="Liberation Serif"/>
+                <w:b w:val="false"/>
+                <w:i w:val="false"/>
+                <w:strike w:val="false"/>
+                <w:dstrike w:val="false"/>
+                <w:outline w:val="false"/>
+                <w:shadow w:val="false"/>
+                <w:color w:val="000000"/>
+                <w:sz w:val="22"/>
+                <w:szCs w:val="22"/>
+                <w:u w:val="none"/>
                 <w:em w:val="none"/>
               </w:rPr>
               <w:t>.</w:t>
+            </w:r>
+          </w:p>
+          <w:p>
+            <w:pPr>
+              <w:pStyle w:val="Normal"/>
+              <w:widowControl/>
+              <w:bidi w:val="0"/>
+              <w:ind w:hanging="0" w:left="0" w:right="0"/>
+              <w:jc w:val="left"/>
+              <w:rPr/>
+            </w:pPr>
+            <w:r>
+              <w:rPr>
+                <w:rStyle w:val="Style12"/>
+                <w:rFonts w:ascii="Liberation Serif" w:hAnsi="Liberation Serif"/>
+                <w:b w:val="false"/>
+                <w:bCs w:val="false"/>
+                <w:i w:val="false"/>
+                <w:strike w:val="false"/>
+                <w:dstrike w:val="false"/>
+                <w:outline w:val="false"/>
+                <w:shadow w:val="false"/>
+                <w:color w:val="000000"/>
+                <w:sz w:val="22"/>
+                <w:szCs w:val="22"/>
+                <w:u w:val="none"/>
+                <w:shd w:fill="auto" w:val="clear"/>
+                <w:em w:val="none"/>
+              </w:rPr>
+              <w:t>Высокий риск отгорания контакта с ростом тока нагрузки</w:t>
+            </w:r>
+            <w:r>
+              <w:rPr>
+                <w:rStyle w:val="Style12"/>
+                <w:rFonts w:ascii="Liberation Serif" w:hAnsi="Liberation Serif"/>
+                <w:b w:val="false"/>
+                <w:bCs/>
+                <w:i w:val="false"/>
+                <w:strike w:val="false"/>
+                <w:dstrike w:val="false"/>
+                <w:outline w:val="false"/>
+                <w:shadow w:val="false"/>
+                <w:color w:val="000000"/>
+                <w:sz w:val="22"/>
+                <w:szCs w:val="22"/>
+                <w:u w:val="none"/>
+                <w:shd w:fill="auto" w:val="clear"/>
+                <w:em w:val="none"/>
+              </w:rPr>
+              <w:t>.</w:t>
+            </w:r>
+          </w:p>
+          <w:p>
+            <w:pPr>
+              <w:pStyle w:val="Normal"/>
+              <w:widowControl/>
+              <w:bidi w:val="0"/>
+              <w:ind w:hanging="0" w:left="0" w:right="0"/>
+              <w:jc w:val="left"/>
+              <w:rPr/>
+            </w:pPr>
+            <w:r>
+              <w:rPr>
+                <w:rStyle w:val="Style12"/>
+                <w:rFonts w:ascii="Liberation Serif" w:hAnsi="Liberation Serif"/>
+                <w:b w:val="false"/>
+                <w:bCs/>
+                <w:i w:val="false"/>
+                <w:strike w:val="false"/>
+                <w:dstrike w:val="false"/>
+                <w:outline w:val="false"/>
+                <w:shadow w:val="false"/>
+                <w:color w:val="000000"/>
+                <w:sz w:val="22"/>
+                <w:szCs w:val="22"/>
+                <w:u w:val="none"/>
+                <w:shd w:fill="auto" w:val="clear"/>
+                <w:em w:val="none"/>
+              </w:rPr>
+              <w:t xml:space="preserve">     </w:t>
+            </w:r>
+            <w:r>
+              <w:rPr>
+                <w:rStyle w:val="Style12"/>
+                <w:rFonts w:ascii="Liberation Serif" w:hAnsi="Liberation Serif"/>
+                <w:b w:val="false"/>
+                <w:bCs/>
+                <w:i w:val="false"/>
+                <w:strike w:val="false"/>
+                <w:dstrike w:val="false"/>
+                <w:outline w:val="false"/>
+                <w:shadow w:val="false"/>
+                <w:color w:val="FF8000"/>
+                <w:sz w:val="22"/>
+                <w:szCs w:val="22"/>
+                <w:u w:val="none"/>
+                <w:shd w:fill="FFFFFF" w:val="clear"/>
+                <w:em w:val="none"/>
+              </w:rPr>
+              <w:t xml:space="preserve">{%p </w:t>
+            </w:r>
+            <w:r>
+              <w:rPr>
+                <w:rStyle w:val="Style12"/>
+                <w:rFonts w:ascii="Liberation Serif" w:hAnsi="Liberation Serif"/>
+                <w:b w:val="false"/>
+                <w:bCs w:val="false"/>
+                <w:i w:val="false"/>
+                <w:strike w:val="false"/>
+                <w:dstrike w:val="false"/>
+                <w:outline w:val="false"/>
+                <w:shadow w:val="false"/>
+                <w:color w:val="FF8000"/>
+                <w:sz w:val="22"/>
+                <w:szCs w:val="22"/>
+                <w:u w:val="none"/>
+                <w:shd w:fill="FFFFFF" w:val="clear"/>
+                <w:em w:val="none"/>
+              </w:rPr>
+              <w:t xml:space="preserve">set debug_condition = </w:t>
+            </w:r>
+            <w:r>
+              <w:rPr>
+                <w:rStyle w:val="Style12"/>
+                <w:rFonts w:ascii="Liberation Serif" w:hAnsi="Liberation Serif"/>
+                <w:b w:val="false"/>
+                <w:bCs w:val="false"/>
+                <w:i w:val="false"/>
+                <w:caps w:val="false"/>
+                <w:smallCaps w:val="false"/>
+                <w:strike w:val="false"/>
+                <w:dstrike w:val="false"/>
+                <w:outline w:val="false"/>
+                <w:shadow w:val="false"/>
+                <w:color w:val="C9211E"/>
+                <w:spacing w:val="0"/>
+                <w:sz w:val="22"/>
+                <w:szCs w:val="22"/>
+                <w:u w:val="none"/>
+                <w:shd w:fill="FFFFFF" w:val="clear"/>
+                <w:em w:val="none"/>
+              </w:rPr>
+              <w:t>'</w:t>
+            </w:r>
+            <w:r>
+              <w:rPr>
+                <w:rStyle w:val="Style12"/>
+                <w:rFonts w:ascii="Liberation Serif" w:hAnsi="Liberation Serif"/>
+                <w:b w:val="false"/>
+                <w:bCs w:val="false"/>
+                <w:i w:val="false"/>
+                <w:strike w:val="false"/>
+                <w:dstrike w:val="false"/>
+                <w:outline w:val="false"/>
+                <w:shadow w:val="false"/>
+                <w:color w:val="FF8000"/>
+                <w:sz w:val="22"/>
+                <w:szCs w:val="22"/>
+                <w:u w:val="none"/>
+                <w:shd w:fill="FFFFFF" w:val="clear"/>
+                <w:em w:val="none"/>
+              </w:rPr>
+              <w:t>3_4</w:t>
+            </w:r>
+            <w:r>
+              <w:rPr>
+                <w:rStyle w:val="Style12"/>
+                <w:rFonts w:ascii="Liberation Serif" w:hAnsi="Liberation Serif"/>
+                <w:b w:val="false"/>
+                <w:bCs w:val="false"/>
+                <w:i w:val="false"/>
+                <w:strike w:val="false"/>
+                <w:dstrike w:val="false"/>
+                <w:outline w:val="false"/>
+                <w:shadow w:val="false"/>
+                <w:color w:val="FF8000"/>
+                <w:sz w:val="22"/>
+                <w:szCs w:val="22"/>
+                <w:u w:val="none"/>
+                <w:shd w:fill="FFFFFF" w:val="clear"/>
+                <w:em w:val="none"/>
+              </w:rPr>
+              <w:t>_</w:t>
+            </w:r>
+            <w:r>
+              <w:rPr>
+                <w:rStyle w:val="Style12"/>
+                <w:rFonts w:ascii="Liberation Serif" w:hAnsi="Liberation Serif"/>
+                <w:b w:val="false"/>
+                <w:bCs w:val="false"/>
+                <w:i w:val="false"/>
+                <w:strike w:val="false"/>
+                <w:dstrike w:val="false"/>
+                <w:outline w:val="false"/>
+                <w:shadow w:val="false"/>
+                <w:color w:val="FF8000"/>
+                <w:sz w:val="22"/>
+                <w:szCs w:val="22"/>
+                <w:u w:val="none"/>
+                <w:shd w:fill="FFFFFF" w:val="clear"/>
+                <w:em w:val="none"/>
+              </w:rPr>
+              <w:t>0</w:t>
+            </w:r>
+            <w:r>
+              <w:rPr>
+                <w:rStyle w:val="Style12"/>
+                <w:rFonts w:ascii="Liberation Serif" w:hAnsi="Liberation Serif"/>
+                <w:b w:val="false"/>
+                <w:bCs w:val="false"/>
+                <w:i w:val="false"/>
+                <w:caps w:val="false"/>
+                <w:smallCaps w:val="false"/>
+                <w:strike w:val="false"/>
+                <w:dstrike w:val="false"/>
+                <w:outline w:val="false"/>
+                <w:shadow w:val="false"/>
+                <w:color w:val="C9211E"/>
+                <w:spacing w:val="0"/>
+                <w:sz w:val="22"/>
+                <w:szCs w:val="22"/>
+                <w:u w:val="none"/>
+                <w:shd w:fill="FFFFFF" w:val="clear"/>
+                <w:em w:val="none"/>
+              </w:rPr>
+              <w:t>'</w:t>
+            </w:r>
+            <w:r>
+              <w:rPr>
+                <w:rStyle w:val="Style12"/>
+                <w:rFonts w:ascii="Liberation Serif" w:hAnsi="Liberation Serif"/>
+                <w:b w:val="false"/>
+                <w:bCs/>
+                <w:i w:val="false"/>
+                <w:strike w:val="false"/>
+                <w:dstrike w:val="false"/>
+                <w:outline w:val="false"/>
+                <w:shadow w:val="false"/>
+                <w:color w:val="FF8000"/>
+                <w:sz w:val="22"/>
+                <w:szCs w:val="22"/>
+                <w:u w:val="none"/>
+                <w:shd w:fill="FFFFFF" w:val="clear"/>
+                <w:em w:val="none"/>
+              </w:rPr>
+              <w:t xml:space="preserve"> %}</w:t>
             </w:r>
           </w:p>
           <w:p>
@@ -24962,7 +25308,7 @@
                 <w:dstrike w:val="false"/>
                 <w:outline w:val="false"/>
                 <w:shadow w:val="false"/>
-                <w:color w:val="000000"/>
+                <w:color w:val="080808"/>
                 <w:sz w:val="22"/>
                 <w:szCs w:val="22"/>
                 <w:u w:val="none"/>
@@ -24982,120 +25328,414 @@
                 <w:dstrike w:val="false"/>
                 <w:outline w:val="false"/>
                 <w:shadow w:val="false"/>
-                <w:color w:val="FF8000"/>
-                <w:sz w:val="22"/>
-                <w:szCs w:val="22"/>
-                <w:u w:val="none"/>
-                <w:shd w:fill="FFFFFF" w:val="clear"/>
-                <w:em w:val="none"/>
-              </w:rPr>
-              <w:t xml:space="preserve">{%p </w:t>
-            </w:r>
-            <w:r>
-              <w:rPr>
-                <w:rStyle w:val="Style12"/>
-                <w:rFonts w:ascii="Liberation Serif" w:hAnsi="Liberation Serif"/>
-                <w:b w:val="false"/>
-                <w:bCs w:val="false"/>
-                <w:i w:val="false"/>
-                <w:strike w:val="false"/>
-                <w:dstrike w:val="false"/>
-                <w:outline w:val="false"/>
-                <w:shadow w:val="false"/>
-                <w:color w:val="FF8000"/>
-                <w:sz w:val="22"/>
-                <w:szCs w:val="22"/>
-                <w:u w:val="none"/>
-                <w:shd w:fill="FFFFFF" w:val="clear"/>
-                <w:em w:val="none"/>
-              </w:rPr>
-              <w:t xml:space="preserve">set debug_condition = </w:t>
-            </w:r>
-            <w:r>
-              <w:rPr>
-                <w:rStyle w:val="Style12"/>
-                <w:rFonts w:ascii="Liberation Serif" w:hAnsi="Liberation Serif"/>
-                <w:b w:val="false"/>
-                <w:bCs w:val="false"/>
-                <w:i w:val="false"/>
-                <w:caps w:val="false"/>
-                <w:smallCaps w:val="false"/>
+                <w:color w:val="080808"/>
+                <w:sz w:val="22"/>
+                <w:szCs w:val="22"/>
+                <w:u w:val="none"/>
+                <w:shd w:fill="auto" w:val="clear"/>
+                <w:em w:val="none"/>
+              </w:rPr>
+              <w:t>{</w:t>
+            </w:r>
+            <w:r>
+              <w:rPr>
+                <w:rStyle w:val="Style12"/>
+                <w:rFonts w:ascii="Liberation Serif" w:hAnsi="Liberation Serif"/>
+                <w:b w:val="false"/>
+                <w:bCs/>
+                <w:i w:val="false"/>
+                <w:strike w:val="false"/>
+                <w:dstrike w:val="false"/>
+                <w:outline w:val="false"/>
+                <w:shadow w:val="false"/>
+                <w:color w:val="00622F"/>
+                <w:sz w:val="22"/>
+                <w:szCs w:val="22"/>
+                <w:u w:val="none"/>
+                <w:shd w:fill="auto" w:val="clear"/>
+                <w:em w:val="none"/>
+              </w:rPr>
+              <w:t>%</w:t>
+            </w:r>
+            <w:r>
+              <w:rPr>
+                <w:rStyle w:val="Style12"/>
+                <w:rFonts w:ascii="Liberation Serif" w:hAnsi="Liberation Serif"/>
+                <w:b w:val="false"/>
+                <w:bCs/>
+                <w:i w:val="false"/>
+                <w:strike w:val="false"/>
+                <w:dstrike w:val="false"/>
+                <w:outline w:val="false"/>
+                <w:shadow w:val="false"/>
+                <w:color w:val="080808"/>
+                <w:sz w:val="22"/>
+                <w:szCs w:val="22"/>
+                <w:u w:val="none"/>
+                <w:shd w:fill="auto" w:val="clear"/>
+                <w:em w:val="none"/>
+              </w:rPr>
+              <w:t>p</w:t>
+            </w:r>
+            <w:r>
+              <w:rPr>
+                <w:rStyle w:val="Style12"/>
+                <w:rFonts w:ascii="Liberation Serif" w:hAnsi="Liberation Serif"/>
+                <w:b w:val="false"/>
+                <w:bCs/>
+                <w:i w:val="false"/>
+                <w:strike w:val="false"/>
+                <w:dstrike w:val="false"/>
+                <w:outline w:val="false"/>
+                <w:shadow w:val="false"/>
+                <w:color w:val="222832"/>
+                <w:sz w:val="22"/>
+                <w:szCs w:val="22"/>
+                <w:u w:val="none"/>
+                <w:shd w:fill="auto" w:val="clear"/>
+                <w:em w:val="none"/>
+              </w:rPr>
+              <w:t xml:space="preserve"> </w:t>
+            </w:r>
+            <w:r>
+              <w:rPr>
+                <w:rStyle w:val="Style12"/>
+                <w:rFonts w:ascii="Liberation Serif" w:hAnsi="Liberation Serif"/>
+                <w:b w:val="false"/>
+                <w:bCs/>
+                <w:i w:val="false"/>
                 <w:strike w:val="false"/>
                 <w:dstrike w:val="false"/>
                 <w:outline w:val="false"/>
                 <w:shadow w:val="false"/>
                 <w:color w:val="C9211E"/>
-                <w:spacing w:val="0"/>
-                <w:sz w:val="22"/>
-                <w:szCs w:val="22"/>
-                <w:u w:val="none"/>
-                <w:shd w:fill="FFFFFF" w:val="clear"/>
-                <w:em w:val="none"/>
-              </w:rPr>
-              <w:t>'</w:t>
-            </w:r>
-            <w:r>
-              <w:rPr>
-                <w:rStyle w:val="Style12"/>
-                <w:rFonts w:ascii="Liberation Serif" w:hAnsi="Liberation Serif"/>
-                <w:b w:val="false"/>
-                <w:bCs w:val="false"/>
-                <w:i w:val="false"/>
-                <w:strike w:val="false"/>
-                <w:dstrike w:val="false"/>
-                <w:outline w:val="false"/>
-                <w:shadow w:val="false"/>
-                <w:color w:val="FF8000"/>
-                <w:sz w:val="22"/>
-                <w:szCs w:val="22"/>
-                <w:u w:val="none"/>
-                <w:shd w:fill="FFFFFF" w:val="clear"/>
-                <w:em w:val="none"/>
-              </w:rPr>
-              <w:t>3_4</w:t>
-            </w:r>
-            <w:r>
-              <w:rPr>
-                <w:rStyle w:val="Style12"/>
-                <w:rFonts w:ascii="Liberation Serif" w:hAnsi="Liberation Serif"/>
-                <w:b w:val="false"/>
-                <w:bCs w:val="false"/>
-                <w:i w:val="false"/>
-                <w:caps w:val="false"/>
-                <w:smallCaps w:val="false"/>
+                <w:sz w:val="22"/>
+                <w:szCs w:val="22"/>
+                <w:u w:val="none"/>
+                <w:shd w:fill="auto" w:val="clear"/>
+                <w:em w:val="none"/>
+              </w:rPr>
+              <w:t>e</w:t>
+            </w:r>
+            <w:r>
+              <w:rPr>
+                <w:rStyle w:val="Style12"/>
+                <w:rFonts w:ascii="Liberation Serif" w:hAnsi="Liberation Serif"/>
+                <w:b w:val="false"/>
+                <w:bCs/>
+                <w:i w:val="false"/>
                 <w:strike w:val="false"/>
                 <w:dstrike w:val="false"/>
                 <w:outline w:val="false"/>
                 <w:shadow w:val="false"/>
                 <w:color w:val="C9211E"/>
-                <w:spacing w:val="0"/>
-                <w:sz w:val="22"/>
-                <w:szCs w:val="22"/>
-                <w:u w:val="none"/>
-                <w:shd w:fill="FFFFFF" w:val="clear"/>
-                <w:em w:val="none"/>
-              </w:rPr>
-              <w:t>'</w:t>
-            </w:r>
-            <w:r>
-              <w:rPr>
-                <w:rStyle w:val="Style12"/>
-                <w:rFonts w:ascii="Liberation Serif" w:hAnsi="Liberation Serif"/>
-                <w:b w:val="false"/>
-                <w:bCs/>
-                <w:i w:val="false"/>
-                <w:strike w:val="false"/>
-                <w:dstrike w:val="false"/>
-                <w:outline w:val="false"/>
-                <w:shadow w:val="false"/>
-                <w:color w:val="FF8000"/>
-                <w:sz w:val="22"/>
-                <w:szCs w:val="22"/>
-                <w:u w:val="none"/>
-                <w:shd w:fill="FFFFFF" w:val="clear"/>
-                <w:em w:val="none"/>
-              </w:rPr>
-              <w:t xml:space="preserve"> %}</w:t>
+                <w:sz w:val="22"/>
+                <w:szCs w:val="22"/>
+                <w:u w:val="none"/>
+                <w:shd w:fill="auto" w:val="clear"/>
+                <w:em w:val="none"/>
+              </w:rPr>
+              <w:t>l</w:t>
+            </w:r>
+            <w:r>
+              <w:rPr>
+                <w:rStyle w:val="Style12"/>
+                <w:rFonts w:ascii="Liberation Serif" w:hAnsi="Liberation Serif"/>
+                <w:b w:val="false"/>
+                <w:bCs/>
+                <w:i w:val="false"/>
+                <w:strike w:val="false"/>
+                <w:dstrike w:val="false"/>
+                <w:outline w:val="false"/>
+                <w:shadow w:val="false"/>
+                <w:color w:val="C9211E"/>
+                <w:sz w:val="22"/>
+                <w:szCs w:val="22"/>
+                <w:u w:val="none"/>
+                <w:shd w:fill="auto" w:val="clear"/>
+                <w:em w:val="none"/>
+              </w:rPr>
+              <w:t>i</w:t>
+            </w:r>
+            <w:r>
+              <w:rPr>
+                <w:rStyle w:val="Style12"/>
+                <w:rFonts w:ascii="Liberation Serif" w:hAnsi="Liberation Serif"/>
+                <w:b w:val="false"/>
+                <w:bCs/>
+                <w:i w:val="false"/>
+                <w:strike w:val="false"/>
+                <w:dstrike w:val="false"/>
+                <w:outline w:val="false"/>
+                <w:shadow w:val="false"/>
+                <w:color w:val="C9211E"/>
+                <w:sz w:val="22"/>
+                <w:szCs w:val="22"/>
+                <w:u w:val="none"/>
+                <w:shd w:fill="auto" w:val="clear"/>
+                <w:em w:val="none"/>
+              </w:rPr>
+              <w:t>f</w:t>
+            </w:r>
+            <w:r>
+              <w:rPr>
+                <w:rStyle w:val="Style12"/>
+                <w:rFonts w:ascii="Liberation Serif" w:hAnsi="Liberation Serif"/>
+                <w:b w:val="false"/>
+                <w:bCs/>
+                <w:i w:val="false"/>
+                <w:strike w:val="false"/>
+                <w:dstrike w:val="false"/>
+                <w:outline w:val="false"/>
+                <w:shadow w:val="false"/>
+                <w:color w:val="C9211E"/>
+                <w:sz w:val="22"/>
+                <w:szCs w:val="22"/>
+                <w:u w:val="none"/>
+                <w:shd w:fill="auto" w:val="clear"/>
+                <w:em w:val="none"/>
+              </w:rPr>
+              <w:t xml:space="preserve"> </w:t>
+            </w:r>
+            <w:r>
+              <w:rPr>
+                <w:rStyle w:val="Style12"/>
+                <w:rFonts w:ascii="Liberation Serif" w:hAnsi="Liberation Serif"/>
+                <w:b w:val="false"/>
+                <w:bCs/>
+                <w:i w:val="false"/>
+                <w:strike w:val="false"/>
+                <w:dstrike w:val="false"/>
+                <w:outline w:val="false"/>
+                <w:shadow w:val="false"/>
+                <w:color w:val="C9211E"/>
+                <w:sz w:val="22"/>
+                <w:szCs w:val="22"/>
+                <w:u w:val="none"/>
+                <w:shd w:fill="auto" w:val="clear"/>
+                <w:em w:val="none"/>
+              </w:rPr>
+              <w:t>0 &lt;</w:t>
+            </w:r>
+            <w:r>
+              <w:rPr>
+                <w:rStyle w:val="Style12"/>
+                <w:rFonts w:ascii="Liberation Serif" w:hAnsi="Liberation Serif"/>
+                <w:b w:val="false"/>
+                <w:bCs/>
+                <w:i w:val="false"/>
+                <w:strike w:val="false"/>
+                <w:dstrike w:val="false"/>
+                <w:outline w:val="false"/>
+                <w:shadow w:val="false"/>
+                <w:color w:val="C9211E"/>
+                <w:sz w:val="22"/>
+                <w:szCs w:val="22"/>
+                <w:u w:val="none"/>
+                <w:shd w:fill="auto" w:val="clear"/>
+                <w:em w:val="none"/>
+              </w:rPr>
+              <w:t xml:space="preserve">= </w:t>
+            </w:r>
+            <w:r>
+              <w:rPr>
+                <w:rStyle w:val="Style12"/>
+                <w:rFonts w:ascii="Liberation Serif" w:hAnsi="Liberation Serif"/>
+                <w:b w:val="false"/>
+                <w:bCs/>
+                <w:i w:val="false"/>
+                <w:strike w:val="false"/>
+                <w:dstrike w:val="false"/>
+                <w:outline w:val="false"/>
+                <w:shadow w:val="false"/>
+                <w:color w:val="C9211E"/>
+                <w:sz w:val="22"/>
+                <w:szCs w:val="22"/>
+                <w:u w:val="none"/>
+                <w:shd w:fill="auto" w:val="clear"/>
+                <w:em w:val="none"/>
+              </w:rPr>
+              <w:t>(</w:t>
+            </w:r>
+            <w:r>
+              <w:rPr>
+                <w:rStyle w:val="Style12"/>
+                <w:rFonts w:ascii="Liberation Serif" w:hAnsi="Liberation Serif"/>
+                <w:b w:val="false"/>
+                <w:bCs w:val="false"/>
+                <w:i w:val="false"/>
+                <w:strike w:val="false"/>
+                <w:dstrike w:val="false"/>
+                <w:outline w:val="false"/>
+                <w:shadow w:val="false"/>
+                <w:color w:val="C9211E"/>
+                <w:sz w:val="22"/>
+                <w:szCs w:val="22"/>
+                <w:u w:val="none"/>
+                <w:shd w:fill="auto" w:val="clear"/>
+                <w:em w:val="none"/>
+              </w:rPr>
+              <w:t>t_sticker</w:t>
+            </w:r>
+            <w:r>
+              <w:rPr>
+                <w:rStyle w:val="Style12"/>
+                <w:rFonts w:ascii="Liberation Serif" w:hAnsi="Liberation Serif"/>
+                <w:b w:val="false"/>
+                <w:bCs w:val="false"/>
+                <w:i w:val="false"/>
+                <w:strike w:val="false"/>
+                <w:dstrike w:val="false"/>
+                <w:outline w:val="false"/>
+                <w:shadow w:val="false"/>
+                <w:color w:val="C9211E"/>
+                <w:sz w:val="22"/>
+                <w:szCs w:val="22"/>
+                <w:u w:val="none"/>
+                <w:shd w:fill="FFFFFF" w:val="clear"/>
+                <w:em w:val="none"/>
+              </w:rPr>
+              <w:t xml:space="preserve"> - </w:t>
+            </w:r>
+            <w:r>
+              <w:rPr>
+                <w:rStyle w:val="Style12"/>
+                <w:rFonts w:ascii="Liberation Serif" w:hAnsi="Liberation Serif"/>
+                <w:b w:val="false"/>
+                <w:bCs w:val="false"/>
+                <w:i w:val="false"/>
+                <w:strike w:val="false"/>
+                <w:dstrike w:val="false"/>
+                <w:outline w:val="false"/>
+                <w:shadow w:val="false"/>
+                <w:color w:val="C9211E"/>
+                <w:sz w:val="22"/>
+                <w:szCs w:val="22"/>
+                <w:u w:val="none"/>
+                <w:shd w:fill="auto" w:val="clear"/>
+                <w:em w:val="none"/>
+              </w:rPr>
+              <w:t>item.t_max) &lt;</w:t>
+            </w:r>
+            <w:r>
+              <w:rPr>
+                <w:rStyle w:val="Style12"/>
+                <w:rFonts w:ascii="Liberation Serif" w:hAnsi="Liberation Serif"/>
+                <w:b w:val="false"/>
+                <w:bCs w:val="false"/>
+                <w:i w:val="false"/>
+                <w:strike w:val="false"/>
+                <w:dstrike w:val="false"/>
+                <w:outline w:val="false"/>
+                <w:shadow w:val="false"/>
+                <w:color w:val="C9211E"/>
+                <w:sz w:val="22"/>
+                <w:szCs w:val="22"/>
+                <w:u w:val="none"/>
+                <w:shd w:fill="FFFFFF" w:val="clear"/>
+                <w:em w:val="none"/>
+              </w:rPr>
+              <w:t xml:space="preserve"> </w:t>
+            </w:r>
+            <w:r>
+              <w:rPr>
+                <w:rStyle w:val="Style12"/>
+                <w:rFonts w:ascii="Liberation Serif" w:hAnsi="Liberation Serif"/>
+                <w:b w:val="false"/>
+                <w:bCs w:val="false"/>
+                <w:i w:val="false"/>
+                <w:strike w:val="false"/>
+                <w:dstrike w:val="false"/>
+                <w:outline w:val="false"/>
+                <w:shadow w:val="false"/>
+                <w:color w:val="C9211E"/>
+                <w:sz w:val="22"/>
+                <w:szCs w:val="22"/>
+                <w:u w:val="none"/>
+                <w:shd w:fill="FFFFFF" w:val="clear"/>
+                <w:em w:val="none"/>
+              </w:rPr>
+              <w:t>3</w:t>
+            </w:r>
+            <w:r>
+              <w:rPr>
+                <w:rStyle w:val="Style12"/>
+                <w:rFonts w:ascii="Liberation Serif" w:hAnsi="Liberation Serif"/>
+                <w:b w:val="false"/>
+                <w:bCs w:val="false"/>
+                <w:i w:val="false"/>
+                <w:strike w:val="false"/>
+                <w:dstrike w:val="false"/>
+                <w:outline w:val="false"/>
+                <w:shadow w:val="false"/>
+                <w:color w:val="C9211E"/>
+                <w:sz w:val="22"/>
+                <w:szCs w:val="22"/>
+                <w:u w:val="none"/>
+                <w:shd w:fill="FFFFFF" w:val="clear"/>
+                <w:em w:val="none"/>
+              </w:rPr>
+              <w:t>0</w:t>
+            </w:r>
+            <w:r>
+              <w:rPr>
+                <w:rStyle w:val="Style12"/>
+                <w:rFonts w:ascii="Liberation Serif" w:hAnsi="Liberation Serif"/>
+                <w:b w:val="false"/>
+                <w:bCs/>
+                <w:i w:val="false"/>
+                <w:strike w:val="false"/>
+                <w:dstrike w:val="false"/>
+                <w:outline w:val="false"/>
+                <w:shadow w:val="false"/>
+                <w:color w:val="CC0000"/>
+                <w:sz w:val="22"/>
+                <w:szCs w:val="22"/>
+                <w:u w:val="none"/>
+                <w:shd w:fill="FFFFFF" w:val="clear"/>
+                <w:em w:val="none"/>
+              </w:rPr>
+              <w:t xml:space="preserve"> </w:t>
+            </w:r>
+            <w:r>
+              <w:rPr>
+                <w:rStyle w:val="Style12"/>
+                <w:rFonts w:ascii="Liberation Serif" w:hAnsi="Liberation Serif"/>
+                <w:b w:val="false"/>
+                <w:bCs/>
+                <w:i w:val="false"/>
+                <w:strike w:val="false"/>
+                <w:dstrike w:val="false"/>
+                <w:outline w:val="false"/>
+                <w:shadow w:val="false"/>
+                <w:color w:val="00622F"/>
+                <w:sz w:val="22"/>
+                <w:szCs w:val="22"/>
+                <w:u w:val="none"/>
+                <w:shd w:fill="auto" w:val="clear"/>
+                <w:em w:val="none"/>
+              </w:rPr>
+              <w:t>%</w:t>
+            </w:r>
+            <w:r>
+              <w:rPr>
+                <w:rStyle w:val="Style12"/>
+                <w:rFonts w:ascii="Liberation Serif" w:hAnsi="Liberation Serif"/>
+                <w:b w:val="false"/>
+                <w:bCs/>
+                <w:i w:val="false"/>
+                <w:strike w:val="false"/>
+                <w:dstrike w:val="false"/>
+                <w:outline w:val="false"/>
+                <w:shadow w:val="false"/>
+                <w:color w:val="080808"/>
+                <w:sz w:val="22"/>
+                <w:szCs w:val="22"/>
+                <w:u w:val="none"/>
+                <w:shd w:fill="auto" w:val="clear"/>
+                <w:em w:val="none"/>
+              </w:rPr>
+              <w:t>}</w:t>
             </w:r>
           </w:p>
           <w:p>
@@ -25120,170 +25760,190 @@
                 <w:sz w:val="22"/>
                 <w:szCs w:val="22"/>
                 <w:u w:val="none"/>
-                <w:shd w:fill="auto" w:val="clear"/>
-                <w:em w:val="none"/>
-              </w:rPr>
-              <w:t xml:space="preserve">     </w:t>
-            </w:r>
-            <w:r>
-              <w:rPr>
-                <w:rStyle w:val="Style12"/>
-                <w:rFonts w:ascii="Liberation Serif" w:hAnsi="Liberation Serif"/>
-                <w:b w:val="false"/>
-                <w:bCs/>
-                <w:i w:val="false"/>
-                <w:strike w:val="false"/>
-                <w:dstrike w:val="false"/>
-                <w:outline w:val="false"/>
-                <w:shadow w:val="false"/>
-                <w:color w:val="080808"/>
-                <w:sz w:val="22"/>
-                <w:szCs w:val="22"/>
-                <w:u w:val="none"/>
-                <w:shd w:fill="auto" w:val="clear"/>
-                <w:em w:val="none"/>
-              </w:rPr>
-              <w:t>{</w:t>
-            </w:r>
-            <w:r>
-              <w:rPr>
-                <w:rStyle w:val="Style12"/>
-                <w:rFonts w:ascii="Liberation Serif" w:hAnsi="Liberation Serif"/>
-                <w:b w:val="false"/>
-                <w:bCs/>
-                <w:i w:val="false"/>
-                <w:strike w:val="false"/>
-                <w:dstrike w:val="false"/>
-                <w:outline w:val="false"/>
-                <w:shadow w:val="false"/>
-                <w:color w:val="00622F"/>
-                <w:sz w:val="22"/>
-                <w:szCs w:val="22"/>
-                <w:u w:val="none"/>
-                <w:shd w:fill="auto" w:val="clear"/>
-                <w:em w:val="none"/>
-              </w:rPr>
-              <w:t>%</w:t>
-            </w:r>
-            <w:r>
-              <w:rPr>
-                <w:rStyle w:val="Style12"/>
-                <w:rFonts w:ascii="Liberation Serif" w:hAnsi="Liberation Serif"/>
-                <w:b w:val="false"/>
-                <w:bCs/>
-                <w:i w:val="false"/>
-                <w:strike w:val="false"/>
-                <w:dstrike w:val="false"/>
-                <w:outline w:val="false"/>
-                <w:shadow w:val="false"/>
-                <w:color w:val="080808"/>
-                <w:sz w:val="22"/>
-                <w:szCs w:val="22"/>
-                <w:u w:val="none"/>
-                <w:shd w:fill="auto" w:val="clear"/>
-                <w:em w:val="none"/>
-              </w:rPr>
-              <w:t>p</w:t>
-            </w:r>
-            <w:r>
-              <w:rPr>
-                <w:rStyle w:val="Style12"/>
-                <w:rFonts w:ascii="Liberation Serif" w:hAnsi="Liberation Serif"/>
-                <w:b w:val="false"/>
-                <w:bCs/>
-                <w:i w:val="false"/>
-                <w:strike w:val="false"/>
-                <w:dstrike w:val="false"/>
-                <w:outline w:val="false"/>
-                <w:shadow w:val="false"/>
-                <w:color w:val="222832"/>
-                <w:sz w:val="22"/>
-                <w:szCs w:val="22"/>
-                <w:u w:val="none"/>
-                <w:shd w:fill="auto" w:val="clear"/>
-                <w:em w:val="none"/>
-              </w:rPr>
-              <w:t xml:space="preserve"> </w:t>
-            </w:r>
-            <w:r>
-              <w:rPr>
-                <w:rStyle w:val="Style12"/>
-                <w:rFonts w:ascii="Liberation Serif" w:hAnsi="Liberation Serif"/>
-                <w:b w:val="false"/>
-                <w:bCs/>
-                <w:i w:val="false"/>
-                <w:strike w:val="false"/>
-                <w:dstrike w:val="false"/>
-                <w:outline w:val="false"/>
-                <w:shadow w:val="false"/>
-                <w:color w:val="C9211E"/>
-                <w:sz w:val="22"/>
-                <w:szCs w:val="22"/>
-                <w:u w:val="none"/>
-                <w:shd w:fill="auto" w:val="clear"/>
-                <w:em w:val="none"/>
-              </w:rPr>
-              <w:t>else</w:t>
-            </w:r>
-            <w:r>
-              <w:rPr>
-                <w:rStyle w:val="Style12"/>
-                <w:rFonts w:ascii="Liberation Serif" w:hAnsi="Liberation Serif"/>
-                <w:b w:val="false"/>
-                <w:bCs/>
-                <w:i w:val="false"/>
-                <w:strike w:val="false"/>
-                <w:dstrike w:val="false"/>
-                <w:outline w:val="false"/>
-                <w:shadow w:val="false"/>
-                <w:color w:val="222832"/>
-                <w:sz w:val="22"/>
-                <w:szCs w:val="22"/>
-                <w:u w:val="none"/>
-                <w:shd w:fill="auto" w:val="clear"/>
-                <w:em w:val="none"/>
-              </w:rPr>
-              <w:t xml:space="preserve"> </w:t>
-            </w:r>
-            <w:r>
-              <w:rPr>
-                <w:rStyle w:val="Style12"/>
-                <w:rFonts w:ascii="Liberation Serif" w:hAnsi="Liberation Serif"/>
-                <w:b w:val="false"/>
-                <w:bCs/>
-                <w:i w:val="false"/>
-                <w:strike w:val="false"/>
-                <w:dstrike w:val="false"/>
-                <w:outline w:val="false"/>
-                <w:shadow w:val="false"/>
-                <w:color w:val="00622F"/>
-                <w:sz w:val="22"/>
-                <w:szCs w:val="22"/>
-                <w:u w:val="none"/>
-                <w:shd w:fill="auto" w:val="clear"/>
-                <w:em w:val="none"/>
-              </w:rPr>
-              <w:t>%</w:t>
-            </w:r>
-            <w:r>
-              <w:rPr>
-                <w:rStyle w:val="Style12"/>
-                <w:rFonts w:ascii="Liberation Serif" w:hAnsi="Liberation Serif"/>
-                <w:b w:val="false"/>
-                <w:bCs/>
-                <w:i w:val="false"/>
-                <w:strike w:val="false"/>
-                <w:dstrike w:val="false"/>
-                <w:outline w:val="false"/>
-                <w:shadow w:val="false"/>
-                <w:color w:val="080808"/>
-                <w:sz w:val="22"/>
-                <w:szCs w:val="22"/>
-                <w:u w:val="none"/>
-                <w:shd w:fill="auto" w:val="clear"/>
-                <w:em w:val="none"/>
-              </w:rPr>
-              <w:t>}</w:t>
+                <w:shd w:fill="FFFFFF" w:val="clear"/>
+                <w:em w:val="none"/>
+              </w:rPr>
+              <w:t>П</w:t>
+            </w:r>
+            <w:r>
+              <w:rPr>
+                <w:rStyle w:val="Style12"/>
+                <w:rFonts w:ascii="Liberation Serif" w:hAnsi="Liberation Serif"/>
+                <w:b w:val="false"/>
+                <w:bCs/>
+                <w:i w:val="false"/>
+                <w:strike w:val="false"/>
+                <w:dstrike w:val="false"/>
+                <w:outline w:val="false"/>
+                <w:shadow w:val="false"/>
+                <w:color w:val="000000"/>
+                <w:sz w:val="22"/>
+                <w:szCs w:val="22"/>
+                <w:u w:val="none"/>
+                <w:shd w:fill="auto" w:val="clear"/>
+                <w:em w:val="none"/>
+              </w:rPr>
+              <w:t>ревышение установленного абсолютного значения наибольшей допустимой температуры</w:t>
+            </w:r>
+            <w:r>
+              <w:rPr>
+                <w:rStyle w:val="Style12"/>
+                <w:rFonts w:ascii="Liberation Serif" w:hAnsi="Liberation Serif"/>
+                <w:b w:val="false"/>
+                <w:bCs w:val="false"/>
+                <w:i w:val="false"/>
+                <w:strike w:val="false"/>
+                <w:dstrike w:val="false"/>
+                <w:outline w:val="false"/>
+                <w:shadow w:val="false"/>
+                <w:color w:val="000000"/>
+                <w:sz w:val="22"/>
+                <w:szCs w:val="22"/>
+                <w:u w:val="none"/>
+                <w:shd w:fill="auto" w:val="clear"/>
+                <w:em w:val="none"/>
+              </w:rPr>
+              <w:t>{{</w:t>
+            </w:r>
+            <w:r>
+              <w:rPr>
+                <w:rStyle w:val="Style12"/>
+                <w:rFonts w:ascii="Liberation Serif" w:hAnsi="Liberation Serif"/>
+                <w:b w:val="false"/>
+                <w:bCs w:val="false"/>
+                <w:i w:val="false"/>
+                <w:strike w:val="false"/>
+                <w:dstrike w:val="false"/>
+                <w:outline w:val="false"/>
+                <w:shadow w:val="false"/>
+                <w:color w:val="000000"/>
+                <w:sz w:val="22"/>
+                <w:szCs w:val="22"/>
+                <w:u w:val="none"/>
+                <w:shd w:fill="FFFFFF" w:val="clear"/>
+                <w:em w:val="none"/>
+              </w:rPr>
+              <w:t xml:space="preserve"> (</w:t>
+            </w:r>
+            <w:r>
+              <w:rPr>
+                <w:rStyle w:val="Style12"/>
+                <w:rFonts w:ascii="Liberation Serif" w:hAnsi="Liberation Serif"/>
+                <w:b w:val="false"/>
+                <w:bCs w:val="false"/>
+                <w:i w:val="false"/>
+                <w:strike w:val="false"/>
+                <w:dstrike w:val="false"/>
+                <w:outline w:val="false"/>
+                <w:shadow w:val="false"/>
+                <w:color w:val="000000"/>
+                <w:sz w:val="22"/>
+                <w:szCs w:val="22"/>
+                <w:u w:val="none"/>
+                <w:shd w:fill="auto" w:val="clear"/>
+                <w:em w:val="none"/>
+              </w:rPr>
+              <w:t>t_sticker</w:t>
+            </w:r>
+            <w:r>
+              <w:rPr>
+                <w:rStyle w:val="Style12"/>
+                <w:rFonts w:ascii="Liberation Serif" w:hAnsi="Liberation Serif"/>
+                <w:b w:val="false"/>
+                <w:bCs w:val="false"/>
+                <w:i w:val="false"/>
+                <w:strike w:val="false"/>
+                <w:dstrike w:val="false"/>
+                <w:outline w:val="false"/>
+                <w:shadow w:val="false"/>
+                <w:color w:val="000000"/>
+                <w:sz w:val="22"/>
+                <w:szCs w:val="22"/>
+                <w:u w:val="none"/>
+                <w:shd w:fill="FFFFFF" w:val="clear"/>
+                <w:em w:val="none"/>
+              </w:rPr>
+              <w:t xml:space="preserve"> - </w:t>
+            </w:r>
+            <w:r>
+              <w:rPr>
+                <w:rStyle w:val="Style12"/>
+                <w:rFonts w:ascii="Liberation Serif" w:hAnsi="Liberation Serif"/>
+                <w:b w:val="false"/>
+                <w:bCs w:val="false"/>
+                <w:i w:val="false"/>
+                <w:strike w:val="false"/>
+                <w:dstrike w:val="false"/>
+                <w:outline w:val="false"/>
+                <w:shadow w:val="false"/>
+                <w:color w:val="000000"/>
+                <w:sz w:val="22"/>
+                <w:szCs w:val="22"/>
+                <w:u w:val="none"/>
+                <w:shd w:fill="auto" w:val="clear"/>
+                <w:em w:val="none"/>
+              </w:rPr>
+              <w:t>item.t_max)</w:t>
+            </w:r>
+            <w:r>
+              <w:rPr>
+                <w:rStyle w:val="Style12"/>
+                <w:rFonts w:ascii="Liberation Serif" w:hAnsi="Liberation Serif"/>
+                <w:b w:val="false"/>
+                <w:bCs w:val="false"/>
+                <w:i w:val="false"/>
+                <w:strike w:val="false"/>
+                <w:dstrike w:val="false"/>
+                <w:outline w:val="false"/>
+                <w:shadow w:val="false"/>
+                <w:color w:val="000000"/>
+                <w:sz w:val="22"/>
+                <w:szCs w:val="22"/>
+                <w:u w:val="none"/>
+                <w:shd w:fill="FFFFFF" w:val="clear"/>
+                <w:em w:val="none"/>
+              </w:rPr>
+              <w:t xml:space="preserve"> | output_parser</w:t>
+            </w:r>
+            <w:r>
+              <w:rPr>
+                <w:rStyle w:val="Style12"/>
+                <w:rFonts w:ascii="Liberation Serif" w:hAnsi="Liberation Serif"/>
+                <w:b w:val="false"/>
+                <w:bCs w:val="false"/>
+                <w:i w:val="false"/>
+                <w:strike w:val="false"/>
+                <w:dstrike w:val="false"/>
+                <w:outline w:val="false"/>
+                <w:shadow w:val="false"/>
+                <w:color w:val="000000"/>
+                <w:sz w:val="22"/>
+                <w:szCs w:val="22"/>
+                <w:u w:val="none"/>
+                <w:shd w:fill="auto" w:val="clear"/>
+                <w:em w:val="none"/>
+              </w:rPr>
+              <w:t xml:space="preserve"> }}</w:t>
+            </w:r>
+            <w:r>
+              <w:rPr>
+                <w:rStyle w:val="Style12"/>
+                <w:rFonts w:ascii="Liberation Serif" w:hAnsi="Liberation Serif"/>
+                <w:b w:val="false"/>
+                <w:bCs/>
+                <w:i w:val="false"/>
+                <w:strike w:val="false"/>
+                <w:dstrike w:val="false"/>
+                <w:outline w:val="false"/>
+                <w:shadow w:val="false"/>
+                <w:color w:val="000000"/>
+                <w:sz w:val="22"/>
+                <w:szCs w:val="22"/>
+                <w:u w:val="none"/>
+                <w:shd w:fill="auto" w:val="clear"/>
+                <w:em w:val="none"/>
+              </w:rPr>
+              <w:t>.</w:t>
             </w:r>
           </w:p>
           <w:p>
@@ -25308,30 +25968,136 @@
                 <w:sz w:val="22"/>
                 <w:szCs w:val="22"/>
                 <w:u w:val="none"/>
-                <w:shd w:fill="FFFFFF" w:val="clear"/>
-                <w:em w:val="none"/>
-              </w:rPr>
-              <w:t>Р</w:t>
-            </w:r>
-            <w:r>
-              <w:rPr>
-                <w:rStyle w:val="Style12"/>
-                <w:rFonts w:ascii="Liberation Serif" w:hAnsi="Liberation Serif"/>
-                <w:b w:val="false"/>
-                <w:bCs/>
-                <w:i w:val="false"/>
-                <w:strike w:val="false"/>
-                <w:dstrike w:val="false"/>
-                <w:outline w:val="false"/>
-                <w:shadow w:val="false"/>
-                <w:color w:val="000000"/>
-                <w:sz w:val="22"/>
-                <w:szCs w:val="22"/>
-                <w:u w:val="none"/>
-                <w:shd w:fill="auto" w:val="clear"/>
-                <w:em w:val="none"/>
-              </w:rPr>
-              <w:t>азвитие дефекта.</w:t>
+                <w:shd w:fill="auto" w:val="clear"/>
+                <w:em w:val="none"/>
+              </w:rPr>
+              <w:t xml:space="preserve">     </w:t>
+            </w:r>
+            <w:r>
+              <w:rPr>
+                <w:rStyle w:val="Style12"/>
+                <w:rFonts w:ascii="Liberation Serif" w:hAnsi="Liberation Serif"/>
+                <w:b w:val="false"/>
+                <w:bCs/>
+                <w:i w:val="false"/>
+                <w:strike w:val="false"/>
+                <w:dstrike w:val="false"/>
+                <w:outline w:val="false"/>
+                <w:shadow w:val="false"/>
+                <w:color w:val="FF8000"/>
+                <w:sz w:val="22"/>
+                <w:szCs w:val="22"/>
+                <w:u w:val="none"/>
+                <w:shd w:fill="FFFFFF" w:val="clear"/>
+                <w:em w:val="none"/>
+              </w:rPr>
+              <w:t xml:space="preserve">{%p </w:t>
+            </w:r>
+            <w:r>
+              <w:rPr>
+                <w:rStyle w:val="Style12"/>
+                <w:rFonts w:ascii="Liberation Serif" w:hAnsi="Liberation Serif"/>
+                <w:b w:val="false"/>
+                <w:bCs w:val="false"/>
+                <w:i w:val="false"/>
+                <w:strike w:val="false"/>
+                <w:dstrike w:val="false"/>
+                <w:outline w:val="false"/>
+                <w:shadow w:val="false"/>
+                <w:color w:val="FF8000"/>
+                <w:sz w:val="22"/>
+                <w:szCs w:val="22"/>
+                <w:u w:val="none"/>
+                <w:shd w:fill="FFFFFF" w:val="clear"/>
+                <w:em w:val="none"/>
+              </w:rPr>
+              <w:t xml:space="preserve">set debug_condition = </w:t>
+            </w:r>
+            <w:r>
+              <w:rPr>
+                <w:rStyle w:val="Style12"/>
+                <w:rFonts w:ascii="Liberation Serif" w:hAnsi="Liberation Serif"/>
+                <w:b w:val="false"/>
+                <w:bCs w:val="false"/>
+                <w:i w:val="false"/>
+                <w:caps w:val="false"/>
+                <w:smallCaps w:val="false"/>
+                <w:strike w:val="false"/>
+                <w:dstrike w:val="false"/>
+                <w:outline w:val="false"/>
+                <w:shadow w:val="false"/>
+                <w:color w:val="C9211E"/>
+                <w:spacing w:val="0"/>
+                <w:sz w:val="22"/>
+                <w:szCs w:val="22"/>
+                <w:u w:val="none"/>
+                <w:shd w:fill="FFFFFF" w:val="clear"/>
+                <w:em w:val="none"/>
+              </w:rPr>
+              <w:t>'</w:t>
+            </w:r>
+            <w:r>
+              <w:rPr>
+                <w:rStyle w:val="Style12"/>
+                <w:rFonts w:ascii="Liberation Serif" w:hAnsi="Liberation Serif"/>
+                <w:b w:val="false"/>
+                <w:bCs w:val="false"/>
+                <w:i w:val="false"/>
+                <w:strike w:val="false"/>
+                <w:dstrike w:val="false"/>
+                <w:outline w:val="false"/>
+                <w:shadow w:val="false"/>
+                <w:color w:val="FF8000"/>
+                <w:sz w:val="22"/>
+                <w:szCs w:val="22"/>
+                <w:u w:val="none"/>
+                <w:shd w:fill="FFFFFF" w:val="clear"/>
+                <w:em w:val="none"/>
+              </w:rPr>
+              <w:t>3_4</w:t>
+            </w:r>
+            <w:r>
+              <w:rPr>
+                <w:rStyle w:val="Style12"/>
+                <w:rFonts w:ascii="Liberation Serif" w:hAnsi="Liberation Serif"/>
+                <w:b w:val="false"/>
+                <w:bCs w:val="false"/>
+                <w:i w:val="false"/>
+                <w:caps w:val="false"/>
+                <w:smallCaps w:val="false"/>
+                <w:strike w:val="false"/>
+                <w:dstrike w:val="false"/>
+                <w:outline w:val="false"/>
+                <w:shadow w:val="false"/>
+                <w:color w:val="C9211E"/>
+                <w:spacing w:val="0"/>
+                <w:sz w:val="22"/>
+                <w:szCs w:val="22"/>
+                <w:u w:val="none"/>
+                <w:shd w:fill="FFFFFF" w:val="clear"/>
+                <w:em w:val="none"/>
+              </w:rPr>
+              <w:t>'</w:t>
+            </w:r>
+            <w:r>
+              <w:rPr>
+                <w:rStyle w:val="Style12"/>
+                <w:rFonts w:ascii="Liberation Serif" w:hAnsi="Liberation Serif"/>
+                <w:b w:val="false"/>
+                <w:bCs/>
+                <w:i w:val="false"/>
+                <w:strike w:val="false"/>
+                <w:dstrike w:val="false"/>
+                <w:outline w:val="false"/>
+                <w:shadow w:val="false"/>
+                <w:color w:val="FF8000"/>
+                <w:sz w:val="22"/>
+                <w:szCs w:val="22"/>
+                <w:u w:val="none"/>
+                <w:shd w:fill="FFFFFF" w:val="clear"/>
+                <w:em w:val="none"/>
+              </w:rPr>
+              <w:t xml:space="preserve"> %}</w:t>
             </w:r>
           </w:p>
           <w:p>
@@ -25372,120 +26138,154 @@
                 <w:dstrike w:val="false"/>
                 <w:outline w:val="false"/>
                 <w:shadow w:val="false"/>
-                <w:color w:val="FF8000"/>
-                <w:sz w:val="22"/>
-                <w:szCs w:val="22"/>
-                <w:u w:val="none"/>
-                <w:shd w:fill="FFFFFF" w:val="clear"/>
-                <w:em w:val="none"/>
-              </w:rPr>
-              <w:t xml:space="preserve">{%p </w:t>
-            </w:r>
-            <w:r>
-              <w:rPr>
-                <w:rStyle w:val="Style12"/>
-                <w:rFonts w:ascii="Liberation Serif" w:hAnsi="Liberation Serif"/>
-                <w:b w:val="false"/>
-                <w:bCs w:val="false"/>
-                <w:i w:val="false"/>
-                <w:strike w:val="false"/>
-                <w:dstrike w:val="false"/>
-                <w:outline w:val="false"/>
-                <w:shadow w:val="false"/>
-                <w:color w:val="FF8000"/>
-                <w:sz w:val="22"/>
-                <w:szCs w:val="22"/>
-                <w:u w:val="none"/>
-                <w:shd w:fill="FFFFFF" w:val="clear"/>
-                <w:em w:val="none"/>
-              </w:rPr>
-              <w:t xml:space="preserve">set debug_condition = </w:t>
-            </w:r>
-            <w:r>
-              <w:rPr>
-                <w:rStyle w:val="Style12"/>
-                <w:rFonts w:ascii="Liberation Serif" w:hAnsi="Liberation Serif"/>
-                <w:b w:val="false"/>
-                <w:bCs w:val="false"/>
-                <w:i w:val="false"/>
-                <w:caps w:val="false"/>
-                <w:smallCaps w:val="false"/>
+                <w:color w:val="080808"/>
+                <w:sz w:val="22"/>
+                <w:szCs w:val="22"/>
+                <w:u w:val="none"/>
+                <w:shd w:fill="auto" w:val="clear"/>
+                <w:em w:val="none"/>
+              </w:rPr>
+              <w:t>{</w:t>
+            </w:r>
+            <w:r>
+              <w:rPr>
+                <w:rStyle w:val="Style12"/>
+                <w:rFonts w:ascii="Liberation Serif" w:hAnsi="Liberation Serif"/>
+                <w:b w:val="false"/>
+                <w:bCs/>
+                <w:i w:val="false"/>
+                <w:strike w:val="false"/>
+                <w:dstrike w:val="false"/>
+                <w:outline w:val="false"/>
+                <w:shadow w:val="false"/>
+                <w:color w:val="00622F"/>
+                <w:sz w:val="22"/>
+                <w:szCs w:val="22"/>
+                <w:u w:val="none"/>
+                <w:shd w:fill="auto" w:val="clear"/>
+                <w:em w:val="none"/>
+              </w:rPr>
+              <w:t>%</w:t>
+            </w:r>
+            <w:r>
+              <w:rPr>
+                <w:rStyle w:val="Style12"/>
+                <w:rFonts w:ascii="Liberation Serif" w:hAnsi="Liberation Serif"/>
+                <w:b w:val="false"/>
+                <w:bCs/>
+                <w:i w:val="false"/>
+                <w:strike w:val="false"/>
+                <w:dstrike w:val="false"/>
+                <w:outline w:val="false"/>
+                <w:shadow w:val="false"/>
+                <w:color w:val="080808"/>
+                <w:sz w:val="22"/>
+                <w:szCs w:val="22"/>
+                <w:u w:val="none"/>
+                <w:shd w:fill="auto" w:val="clear"/>
+                <w:em w:val="none"/>
+              </w:rPr>
+              <w:t>p</w:t>
+            </w:r>
+            <w:r>
+              <w:rPr>
+                <w:rStyle w:val="Style12"/>
+                <w:rFonts w:ascii="Liberation Serif" w:hAnsi="Liberation Serif"/>
+                <w:b w:val="false"/>
+                <w:bCs/>
+                <w:i w:val="false"/>
+                <w:strike w:val="false"/>
+                <w:dstrike w:val="false"/>
+                <w:outline w:val="false"/>
+                <w:shadow w:val="false"/>
+                <w:color w:val="222832"/>
+                <w:sz w:val="22"/>
+                <w:szCs w:val="22"/>
+                <w:u w:val="none"/>
+                <w:shd w:fill="auto" w:val="clear"/>
+                <w:em w:val="none"/>
+              </w:rPr>
+              <w:t xml:space="preserve"> </w:t>
+            </w:r>
+            <w:r>
+              <w:rPr>
+                <w:rStyle w:val="Style12"/>
+                <w:rFonts w:ascii="Liberation Serif" w:hAnsi="Liberation Serif"/>
+                <w:b w:val="false"/>
+                <w:bCs/>
+                <w:i w:val="false"/>
                 <w:strike w:val="false"/>
                 <w:dstrike w:val="false"/>
                 <w:outline w:val="false"/>
                 <w:shadow w:val="false"/>
                 <w:color w:val="C9211E"/>
-                <w:spacing w:val="0"/>
-                <w:sz w:val="22"/>
-                <w:szCs w:val="22"/>
-                <w:u w:val="none"/>
-                <w:shd w:fill="FFFFFF" w:val="clear"/>
-                <w:em w:val="none"/>
-              </w:rPr>
-              <w:t>'</w:t>
-            </w:r>
-            <w:r>
-              <w:rPr>
-                <w:rStyle w:val="Style12"/>
-                <w:rFonts w:ascii="Liberation Serif" w:hAnsi="Liberation Serif"/>
-                <w:b w:val="false"/>
-                <w:bCs w:val="false"/>
-                <w:i w:val="false"/>
-                <w:strike w:val="false"/>
-                <w:dstrike w:val="false"/>
-                <w:outline w:val="false"/>
-                <w:shadow w:val="false"/>
-                <w:color w:val="FF8000"/>
-                <w:sz w:val="22"/>
-                <w:szCs w:val="22"/>
-                <w:u w:val="none"/>
-                <w:shd w:fill="FFFFFF" w:val="clear"/>
-                <w:em w:val="none"/>
-              </w:rPr>
-              <w:t>3_4_1</w:t>
-            </w:r>
-            <w:r>
-              <w:rPr>
-                <w:rStyle w:val="Style12"/>
-                <w:rFonts w:ascii="Liberation Serif" w:hAnsi="Liberation Serif"/>
-                <w:b w:val="false"/>
-                <w:bCs w:val="false"/>
-                <w:i w:val="false"/>
-                <w:caps w:val="false"/>
-                <w:smallCaps w:val="false"/>
-                <w:strike w:val="false"/>
-                <w:dstrike w:val="false"/>
-                <w:outline w:val="false"/>
-                <w:shadow w:val="false"/>
-                <w:color w:val="C9211E"/>
-                <w:spacing w:val="0"/>
-                <w:sz w:val="22"/>
-                <w:szCs w:val="22"/>
-                <w:u w:val="none"/>
-                <w:shd w:fill="FFFFFF" w:val="clear"/>
-                <w:em w:val="none"/>
-              </w:rPr>
-              <w:t>'</w:t>
-            </w:r>
-            <w:r>
-              <w:rPr>
-                <w:rStyle w:val="Style12"/>
-                <w:rFonts w:ascii="Liberation Serif" w:hAnsi="Liberation Serif"/>
-                <w:b w:val="false"/>
-                <w:bCs/>
-                <w:i w:val="false"/>
-                <w:strike w:val="false"/>
-                <w:dstrike w:val="false"/>
-                <w:outline w:val="false"/>
-                <w:shadow w:val="false"/>
-                <w:color w:val="FF8000"/>
-                <w:sz w:val="22"/>
-                <w:szCs w:val="22"/>
-                <w:u w:val="none"/>
-                <w:shd w:fill="FFFFFF" w:val="clear"/>
-                <w:em w:val="none"/>
-              </w:rPr>
-              <w:t xml:space="preserve"> %}</w:t>
+                <w:sz w:val="22"/>
+                <w:szCs w:val="22"/>
+                <w:u w:val="none"/>
+                <w:shd w:fill="auto" w:val="clear"/>
+                <w:em w:val="none"/>
+              </w:rPr>
+              <w:t>else</w:t>
+            </w:r>
+            <w:r>
+              <w:rPr>
+                <w:rStyle w:val="Style12"/>
+                <w:rFonts w:ascii="Liberation Serif" w:hAnsi="Liberation Serif"/>
+                <w:b w:val="false"/>
+                <w:bCs/>
+                <w:i w:val="false"/>
+                <w:strike w:val="false"/>
+                <w:dstrike w:val="false"/>
+                <w:outline w:val="false"/>
+                <w:shadow w:val="false"/>
+                <w:color w:val="222832"/>
+                <w:sz w:val="22"/>
+                <w:szCs w:val="22"/>
+                <w:u w:val="none"/>
+                <w:shd w:fill="auto" w:val="clear"/>
+                <w:em w:val="none"/>
+              </w:rPr>
+              <w:t xml:space="preserve"> </w:t>
+            </w:r>
+            <w:r>
+              <w:rPr>
+                <w:rStyle w:val="Style12"/>
+                <w:rFonts w:ascii="Liberation Serif" w:hAnsi="Liberation Serif"/>
+                <w:b w:val="false"/>
+                <w:bCs/>
+                <w:i w:val="false"/>
+                <w:strike w:val="false"/>
+                <w:dstrike w:val="false"/>
+                <w:outline w:val="false"/>
+                <w:shadow w:val="false"/>
+                <w:color w:val="00622F"/>
+                <w:sz w:val="22"/>
+                <w:szCs w:val="22"/>
+                <w:u w:val="none"/>
+                <w:shd w:fill="auto" w:val="clear"/>
+                <w:em w:val="none"/>
+              </w:rPr>
+              <w:t>%</w:t>
+            </w:r>
+            <w:r>
+              <w:rPr>
+                <w:rStyle w:val="Style12"/>
+                <w:rFonts w:ascii="Liberation Serif" w:hAnsi="Liberation Serif"/>
+                <w:b w:val="false"/>
+                <w:bCs/>
+                <w:i w:val="false"/>
+                <w:strike w:val="false"/>
+                <w:dstrike w:val="false"/>
+                <w:outline w:val="false"/>
+                <w:shadow w:val="false"/>
+                <w:color w:val="080808"/>
+                <w:sz w:val="22"/>
+                <w:szCs w:val="22"/>
+                <w:u w:val="none"/>
+                <w:shd w:fill="auto" w:val="clear"/>
+                <w:em w:val="none"/>
+              </w:rPr>
+              <w:t>}</w:t>
             </w:r>
           </w:p>
           <w:p>
@@ -25510,170 +26310,30 @@
                 <w:sz w:val="22"/>
                 <w:szCs w:val="22"/>
                 <w:u w:val="none"/>
-                <w:shd w:fill="auto" w:val="clear"/>
-                <w:em w:val="none"/>
-              </w:rPr>
-              <w:t xml:space="preserve">     </w:t>
-            </w:r>
-            <w:r>
-              <w:rPr>
-                <w:rStyle w:val="Style12"/>
-                <w:rFonts w:ascii="Liberation Serif" w:hAnsi="Liberation Serif"/>
-                <w:b w:val="false"/>
-                <w:bCs/>
-                <w:i w:val="false"/>
-                <w:strike w:val="false"/>
-                <w:dstrike w:val="false"/>
-                <w:outline w:val="false"/>
-                <w:shadow w:val="false"/>
-                <w:color w:val="080808"/>
-                <w:sz w:val="22"/>
-                <w:szCs w:val="22"/>
-                <w:u w:val="none"/>
-                <w:shd w:fill="auto" w:val="clear"/>
-                <w:em w:val="none"/>
-              </w:rPr>
-              <w:t>{</w:t>
-            </w:r>
-            <w:r>
-              <w:rPr>
-                <w:rStyle w:val="Style12"/>
-                <w:rFonts w:ascii="Liberation Serif" w:hAnsi="Liberation Serif"/>
-                <w:b w:val="false"/>
-                <w:bCs/>
-                <w:i w:val="false"/>
-                <w:strike w:val="false"/>
-                <w:dstrike w:val="false"/>
-                <w:outline w:val="false"/>
-                <w:shadow w:val="false"/>
-                <w:color w:val="00622F"/>
-                <w:sz w:val="22"/>
-                <w:szCs w:val="22"/>
-                <w:u w:val="none"/>
-                <w:shd w:fill="auto" w:val="clear"/>
-                <w:em w:val="none"/>
-              </w:rPr>
-              <w:t>%</w:t>
-            </w:r>
-            <w:r>
-              <w:rPr>
-                <w:rStyle w:val="Style12"/>
-                <w:rFonts w:ascii="Liberation Serif" w:hAnsi="Liberation Serif"/>
-                <w:b w:val="false"/>
-                <w:bCs/>
-                <w:i w:val="false"/>
-                <w:strike w:val="false"/>
-                <w:dstrike w:val="false"/>
-                <w:outline w:val="false"/>
-                <w:shadow w:val="false"/>
-                <w:color w:val="080808"/>
-                <w:sz w:val="22"/>
-                <w:szCs w:val="22"/>
-                <w:u w:val="none"/>
-                <w:shd w:fill="auto" w:val="clear"/>
-                <w:em w:val="none"/>
-              </w:rPr>
-              <w:t>p</w:t>
-            </w:r>
-            <w:r>
-              <w:rPr>
-                <w:rStyle w:val="Style12"/>
-                <w:rFonts w:ascii="Liberation Serif" w:hAnsi="Liberation Serif"/>
-                <w:b w:val="false"/>
-                <w:bCs/>
-                <w:i w:val="false"/>
-                <w:strike w:val="false"/>
-                <w:dstrike w:val="false"/>
-                <w:outline w:val="false"/>
-                <w:shadow w:val="false"/>
-                <w:color w:val="222832"/>
-                <w:sz w:val="22"/>
-                <w:szCs w:val="22"/>
-                <w:u w:val="none"/>
-                <w:shd w:fill="auto" w:val="clear"/>
-                <w:em w:val="none"/>
-              </w:rPr>
-              <w:t xml:space="preserve"> </w:t>
-            </w:r>
-            <w:r>
-              <w:rPr>
-                <w:rStyle w:val="Style12"/>
-                <w:rFonts w:ascii="Liberation Serif" w:hAnsi="Liberation Serif"/>
-                <w:b w:val="false"/>
-                <w:bCs/>
-                <w:i w:val="false"/>
-                <w:strike w:val="false"/>
-                <w:dstrike w:val="false"/>
-                <w:outline w:val="false"/>
-                <w:shadow w:val="false"/>
-                <w:color w:val="C9211E"/>
-                <w:sz w:val="22"/>
-                <w:szCs w:val="22"/>
-                <w:u w:val="none"/>
-                <w:shd w:fill="auto" w:val="clear"/>
-                <w:em w:val="none"/>
-              </w:rPr>
-              <w:t>endif</w:t>
-            </w:r>
-            <w:r>
-              <w:rPr>
-                <w:rStyle w:val="Style12"/>
-                <w:rFonts w:ascii="Liberation Serif" w:hAnsi="Liberation Serif"/>
-                <w:b w:val="false"/>
-                <w:bCs/>
-                <w:i w:val="false"/>
-                <w:strike w:val="false"/>
-                <w:dstrike w:val="false"/>
-                <w:outline w:val="false"/>
-                <w:shadow w:val="false"/>
-                <w:color w:val="222832"/>
-                <w:sz w:val="22"/>
-                <w:szCs w:val="22"/>
-                <w:u w:val="none"/>
-                <w:shd w:fill="auto" w:val="clear"/>
-                <w:em w:val="none"/>
-              </w:rPr>
-              <w:t xml:space="preserve"> </w:t>
-            </w:r>
-            <w:r>
-              <w:rPr>
-                <w:rStyle w:val="Style12"/>
-                <w:rFonts w:ascii="Liberation Serif" w:hAnsi="Liberation Serif"/>
-                <w:b w:val="false"/>
-                <w:bCs/>
-                <w:i w:val="false"/>
-                <w:strike w:val="false"/>
-                <w:dstrike w:val="false"/>
-                <w:outline w:val="false"/>
-                <w:shadow w:val="false"/>
-                <w:color w:val="00622F"/>
-                <w:sz w:val="22"/>
-                <w:szCs w:val="22"/>
-                <w:u w:val="none"/>
-                <w:shd w:fill="auto" w:val="clear"/>
-                <w:em w:val="none"/>
-              </w:rPr>
-              <w:t>%</w:t>
-            </w:r>
-            <w:r>
-              <w:rPr>
-                <w:rStyle w:val="Style12"/>
-                <w:rFonts w:ascii="Liberation Serif" w:hAnsi="Liberation Serif"/>
-                <w:b w:val="false"/>
-                <w:bCs/>
-                <w:i w:val="false"/>
-                <w:strike w:val="false"/>
-                <w:dstrike w:val="false"/>
-                <w:outline w:val="false"/>
-                <w:shadow w:val="false"/>
-                <w:color w:val="080808"/>
-                <w:sz w:val="22"/>
-                <w:szCs w:val="22"/>
-                <w:u w:val="none"/>
-                <w:shd w:fill="auto" w:val="clear"/>
-                <w:em w:val="none"/>
-              </w:rPr>
-              <w:t>}</w:t>
+                <w:shd w:fill="FFFFFF" w:val="clear"/>
+                <w:em w:val="none"/>
+              </w:rPr>
+              <w:t>Р</w:t>
+            </w:r>
+            <w:r>
+              <w:rPr>
+                <w:rStyle w:val="Style12"/>
+                <w:rFonts w:ascii="Liberation Serif" w:hAnsi="Liberation Serif"/>
+                <w:b w:val="false"/>
+                <w:bCs/>
+                <w:i w:val="false"/>
+                <w:strike w:val="false"/>
+                <w:dstrike w:val="false"/>
+                <w:outline w:val="false"/>
+                <w:shadow w:val="false"/>
+                <w:color w:val="000000"/>
+                <w:sz w:val="22"/>
+                <w:szCs w:val="22"/>
+                <w:u w:val="none"/>
+                <w:shd w:fill="auto" w:val="clear"/>
+                <w:em w:val="none"/>
+              </w:rPr>
+              <w:t>азвитие дефекта.</w:t>
             </w:r>
           </w:p>
           <w:p>
@@ -25694,154 +26354,140 @@
                 <w:dstrike w:val="false"/>
                 <w:outline w:val="false"/>
                 <w:shadow w:val="false"/>
-                <w:color w:val="080808"/>
-                <w:sz w:val="22"/>
-                <w:szCs w:val="22"/>
-                <w:u w:val="none"/>
-                <w:shd w:fill="auto" w:val="clear"/>
-                <w:em w:val="none"/>
-              </w:rPr>
-              <w:t>{</w:t>
-            </w:r>
-            <w:r>
-              <w:rPr>
-                <w:rStyle w:val="Style12"/>
-                <w:rFonts w:ascii="Liberation Serif" w:hAnsi="Liberation Serif"/>
-                <w:b w:val="false"/>
-                <w:bCs/>
-                <w:i w:val="false"/>
-                <w:strike w:val="false"/>
-                <w:dstrike w:val="false"/>
-                <w:outline w:val="false"/>
-                <w:shadow w:val="false"/>
-                <w:color w:val="00622F"/>
-                <w:sz w:val="22"/>
-                <w:szCs w:val="22"/>
-                <w:u w:val="none"/>
-                <w:shd w:fill="auto" w:val="clear"/>
-                <w:em w:val="none"/>
-              </w:rPr>
-              <w:t>%</w:t>
-            </w:r>
-            <w:r>
-              <w:rPr>
-                <w:rStyle w:val="Style12"/>
-                <w:rFonts w:ascii="Liberation Serif" w:hAnsi="Liberation Serif"/>
-                <w:b w:val="false"/>
-                <w:bCs/>
-                <w:i w:val="false"/>
-                <w:strike w:val="false"/>
-                <w:dstrike w:val="false"/>
-                <w:outline w:val="false"/>
-                <w:shadow w:val="false"/>
-                <w:color w:val="080808"/>
-                <w:sz w:val="22"/>
-                <w:szCs w:val="22"/>
-                <w:u w:val="none"/>
-                <w:shd w:fill="auto" w:val="clear"/>
-                <w:em w:val="none"/>
-              </w:rPr>
-              <w:t>p</w:t>
-            </w:r>
-            <w:r>
-              <w:rPr>
-                <w:rStyle w:val="Style12"/>
-                <w:rFonts w:ascii="Liberation Serif" w:hAnsi="Liberation Serif"/>
-                <w:b w:val="false"/>
-                <w:bCs/>
-                <w:i w:val="false"/>
-                <w:strike w:val="false"/>
-                <w:dstrike w:val="false"/>
-                <w:outline w:val="false"/>
-                <w:shadow w:val="false"/>
-                <w:color w:val="222832"/>
-                <w:sz w:val="22"/>
-                <w:szCs w:val="22"/>
-                <w:u w:val="none"/>
-                <w:shd w:fill="auto" w:val="clear"/>
-                <w:em w:val="none"/>
-              </w:rPr>
-              <w:t xml:space="preserve"> </w:t>
-            </w:r>
-            <w:r>
-              <w:rPr>
-                <w:rStyle w:val="Style12"/>
-                <w:rFonts w:ascii="Liberation Serif" w:hAnsi="Liberation Serif"/>
-                <w:b w:val="false"/>
-                <w:bCs/>
-                <w:i w:val="false"/>
+                <w:color w:val="000000"/>
+                <w:sz w:val="22"/>
+                <w:szCs w:val="22"/>
+                <w:u w:val="none"/>
+                <w:shd w:fill="auto" w:val="clear"/>
+                <w:em w:val="none"/>
+              </w:rPr>
+              <w:t xml:space="preserve">     </w:t>
+            </w:r>
+            <w:r>
+              <w:rPr>
+                <w:rStyle w:val="Style12"/>
+                <w:rFonts w:ascii="Liberation Serif" w:hAnsi="Liberation Serif"/>
+                <w:b w:val="false"/>
+                <w:bCs/>
+                <w:i w:val="false"/>
+                <w:strike w:val="false"/>
+                <w:dstrike w:val="false"/>
+                <w:outline w:val="false"/>
+                <w:shadow w:val="false"/>
+                <w:color w:val="FF8000"/>
+                <w:sz w:val="22"/>
+                <w:szCs w:val="22"/>
+                <w:u w:val="none"/>
+                <w:shd w:fill="FFFFFF" w:val="clear"/>
+                <w:em w:val="none"/>
+              </w:rPr>
+              <w:t xml:space="preserve">{%p </w:t>
+            </w:r>
+            <w:r>
+              <w:rPr>
+                <w:rStyle w:val="Style12"/>
+                <w:rFonts w:ascii="Liberation Serif" w:hAnsi="Liberation Serif"/>
+                <w:b w:val="false"/>
+                <w:bCs w:val="false"/>
+                <w:i w:val="false"/>
+                <w:strike w:val="false"/>
+                <w:dstrike w:val="false"/>
+                <w:outline w:val="false"/>
+                <w:shadow w:val="false"/>
+                <w:color w:val="FF8000"/>
+                <w:sz w:val="22"/>
+                <w:szCs w:val="22"/>
+                <w:u w:val="none"/>
+                <w:shd w:fill="FFFFFF" w:val="clear"/>
+                <w:em w:val="none"/>
+              </w:rPr>
+              <w:t xml:space="preserve">set debug_condition = </w:t>
+            </w:r>
+            <w:r>
+              <w:rPr>
+                <w:rStyle w:val="Style12"/>
+                <w:rFonts w:ascii="Liberation Serif" w:hAnsi="Liberation Serif"/>
+                <w:b w:val="false"/>
+                <w:bCs w:val="false"/>
+                <w:i w:val="false"/>
+                <w:caps w:val="false"/>
+                <w:smallCaps w:val="false"/>
                 <w:strike w:val="false"/>
                 <w:dstrike w:val="false"/>
                 <w:outline w:val="false"/>
                 <w:shadow w:val="false"/>
                 <w:color w:val="C9211E"/>
-                <w:sz w:val="22"/>
-                <w:szCs w:val="22"/>
-                <w:u w:val="none"/>
-                <w:shd w:fill="auto" w:val="clear"/>
-                <w:em w:val="none"/>
-              </w:rPr>
-              <w:t>else</w:t>
-            </w:r>
-            <w:r>
-              <w:rPr>
-                <w:rStyle w:val="Style12"/>
-                <w:rFonts w:ascii="Liberation Serif" w:hAnsi="Liberation Serif"/>
-                <w:b w:val="false"/>
-                <w:bCs/>
-                <w:i w:val="false"/>
-                <w:strike w:val="false"/>
-                <w:dstrike w:val="false"/>
-                <w:outline w:val="false"/>
-                <w:shadow w:val="false"/>
-                <w:color w:val="222832"/>
-                <w:sz w:val="22"/>
-                <w:szCs w:val="22"/>
-                <w:u w:val="none"/>
-                <w:shd w:fill="auto" w:val="clear"/>
-                <w:em w:val="none"/>
-              </w:rPr>
-              <w:t xml:space="preserve"> </w:t>
-            </w:r>
-            <w:r>
-              <w:rPr>
-                <w:rStyle w:val="Style12"/>
-                <w:rFonts w:ascii="Liberation Serif" w:hAnsi="Liberation Serif"/>
-                <w:b w:val="false"/>
-                <w:bCs/>
-                <w:i w:val="false"/>
-                <w:strike w:val="false"/>
-                <w:dstrike w:val="false"/>
-                <w:outline w:val="false"/>
-                <w:shadow w:val="false"/>
-                <w:color w:val="00622F"/>
-                <w:sz w:val="22"/>
-                <w:szCs w:val="22"/>
-                <w:u w:val="none"/>
-                <w:shd w:fill="auto" w:val="clear"/>
-                <w:em w:val="none"/>
-              </w:rPr>
-              <w:t>%</w:t>
-            </w:r>
-            <w:r>
-              <w:rPr>
-                <w:rStyle w:val="Style12"/>
-                <w:rFonts w:ascii="Liberation Serif" w:hAnsi="Liberation Serif"/>
-                <w:b w:val="false"/>
-                <w:bCs/>
-                <w:i w:val="false"/>
-                <w:strike w:val="false"/>
-                <w:dstrike w:val="false"/>
-                <w:outline w:val="false"/>
-                <w:shadow w:val="false"/>
-                <w:color w:val="080808"/>
-                <w:sz w:val="22"/>
-                <w:szCs w:val="22"/>
-                <w:u w:val="none"/>
-                <w:shd w:fill="auto" w:val="clear"/>
-                <w:em w:val="none"/>
-              </w:rPr>
-              <w:t>}</w:t>
+                <w:spacing w:val="0"/>
+                <w:sz w:val="22"/>
+                <w:szCs w:val="22"/>
+                <w:u w:val="none"/>
+                <w:shd w:fill="FFFFFF" w:val="clear"/>
+                <w:em w:val="none"/>
+              </w:rPr>
+              <w:t>'</w:t>
+            </w:r>
+            <w:r>
+              <w:rPr>
+                <w:rStyle w:val="Style12"/>
+                <w:rFonts w:ascii="Liberation Serif" w:hAnsi="Liberation Serif"/>
+                <w:b w:val="false"/>
+                <w:bCs w:val="false"/>
+                <w:i w:val="false"/>
+                <w:strike w:val="false"/>
+                <w:dstrike w:val="false"/>
+                <w:outline w:val="false"/>
+                <w:shadow w:val="false"/>
+                <w:color w:val="FF8000"/>
+                <w:sz w:val="22"/>
+                <w:szCs w:val="22"/>
+                <w:u w:val="none"/>
+                <w:shd w:fill="FFFFFF" w:val="clear"/>
+                <w:em w:val="none"/>
+              </w:rPr>
+              <w:t>3_4_1</w:t>
+            </w:r>
+            <w:r>
+              <w:rPr>
+                <w:rStyle w:val="Style12"/>
+                <w:rFonts w:ascii="Liberation Serif" w:hAnsi="Liberation Serif"/>
+                <w:b w:val="false"/>
+                <w:bCs w:val="false"/>
+                <w:i w:val="false"/>
+                <w:caps w:val="false"/>
+                <w:smallCaps w:val="false"/>
+                <w:strike w:val="false"/>
+                <w:dstrike w:val="false"/>
+                <w:outline w:val="false"/>
+                <w:shadow w:val="false"/>
+                <w:color w:val="C9211E"/>
+                <w:spacing w:val="0"/>
+                <w:sz w:val="22"/>
+                <w:szCs w:val="22"/>
+                <w:u w:val="none"/>
+                <w:shd w:fill="FFFFFF" w:val="clear"/>
+                <w:em w:val="none"/>
+              </w:rPr>
+              <w:t>'</w:t>
+            </w:r>
+            <w:r>
+              <w:rPr>
+                <w:rStyle w:val="Style12"/>
+                <w:rFonts w:ascii="Liberation Serif" w:hAnsi="Liberation Serif"/>
+                <w:b w:val="false"/>
+                <w:bCs/>
+                <w:i w:val="false"/>
+                <w:strike w:val="false"/>
+                <w:dstrike w:val="false"/>
+                <w:outline w:val="false"/>
+                <w:shadow w:val="false"/>
+                <w:color w:val="FF8000"/>
+                <w:sz w:val="22"/>
+                <w:szCs w:val="22"/>
+                <w:u w:val="none"/>
+                <w:shd w:fill="FFFFFF" w:val="clear"/>
+                <w:em w:val="none"/>
+              </w:rPr>
+              <w:t xml:space="preserve"> %}</w:t>
             </w:r>
           </w:p>
           <w:p>
@@ -25862,6 +26508,382 @@
                 <w:dstrike w:val="false"/>
                 <w:outline w:val="false"/>
                 <w:shadow w:val="false"/>
+                <w:color w:val="000000"/>
+                <w:sz w:val="22"/>
+                <w:szCs w:val="22"/>
+                <w:u w:val="none"/>
+                <w:shd w:fill="auto" w:val="clear"/>
+                <w:em w:val="none"/>
+              </w:rPr>
+              <w:t xml:space="preserve">     </w:t>
+            </w:r>
+            <w:r>
+              <w:rPr>
+                <w:rStyle w:val="Style12"/>
+                <w:rFonts w:ascii="Liberation Serif" w:hAnsi="Liberation Serif"/>
+                <w:b w:val="false"/>
+                <w:bCs/>
+                <w:i w:val="false"/>
+                <w:strike w:val="false"/>
+                <w:dstrike w:val="false"/>
+                <w:outline w:val="false"/>
+                <w:shadow w:val="false"/>
+                <w:color w:val="080808"/>
+                <w:sz w:val="22"/>
+                <w:szCs w:val="22"/>
+                <w:u w:val="none"/>
+                <w:shd w:fill="auto" w:val="clear"/>
+                <w:em w:val="none"/>
+              </w:rPr>
+              <w:t>{</w:t>
+            </w:r>
+            <w:r>
+              <w:rPr>
+                <w:rStyle w:val="Style12"/>
+                <w:rFonts w:ascii="Liberation Serif" w:hAnsi="Liberation Serif"/>
+                <w:b w:val="false"/>
+                <w:bCs/>
+                <w:i w:val="false"/>
+                <w:strike w:val="false"/>
+                <w:dstrike w:val="false"/>
+                <w:outline w:val="false"/>
+                <w:shadow w:val="false"/>
+                <w:color w:val="00622F"/>
+                <w:sz w:val="22"/>
+                <w:szCs w:val="22"/>
+                <w:u w:val="none"/>
+                <w:shd w:fill="auto" w:val="clear"/>
+                <w:em w:val="none"/>
+              </w:rPr>
+              <w:t>%</w:t>
+            </w:r>
+            <w:r>
+              <w:rPr>
+                <w:rStyle w:val="Style12"/>
+                <w:rFonts w:ascii="Liberation Serif" w:hAnsi="Liberation Serif"/>
+                <w:b w:val="false"/>
+                <w:bCs/>
+                <w:i w:val="false"/>
+                <w:strike w:val="false"/>
+                <w:dstrike w:val="false"/>
+                <w:outline w:val="false"/>
+                <w:shadow w:val="false"/>
+                <w:color w:val="080808"/>
+                <w:sz w:val="22"/>
+                <w:szCs w:val="22"/>
+                <w:u w:val="none"/>
+                <w:shd w:fill="auto" w:val="clear"/>
+                <w:em w:val="none"/>
+              </w:rPr>
+              <w:t>p</w:t>
+            </w:r>
+            <w:r>
+              <w:rPr>
+                <w:rStyle w:val="Style12"/>
+                <w:rFonts w:ascii="Liberation Serif" w:hAnsi="Liberation Serif"/>
+                <w:b w:val="false"/>
+                <w:bCs/>
+                <w:i w:val="false"/>
+                <w:strike w:val="false"/>
+                <w:dstrike w:val="false"/>
+                <w:outline w:val="false"/>
+                <w:shadow w:val="false"/>
+                <w:color w:val="222832"/>
+                <w:sz w:val="22"/>
+                <w:szCs w:val="22"/>
+                <w:u w:val="none"/>
+                <w:shd w:fill="auto" w:val="clear"/>
+                <w:em w:val="none"/>
+              </w:rPr>
+              <w:t xml:space="preserve"> </w:t>
+            </w:r>
+            <w:r>
+              <w:rPr>
+                <w:rStyle w:val="Style12"/>
+                <w:rFonts w:ascii="Liberation Serif" w:hAnsi="Liberation Serif"/>
+                <w:b w:val="false"/>
+                <w:bCs/>
+                <w:i w:val="false"/>
+                <w:strike w:val="false"/>
+                <w:dstrike w:val="false"/>
+                <w:outline w:val="false"/>
+                <w:shadow w:val="false"/>
+                <w:color w:val="C9211E"/>
+                <w:sz w:val="22"/>
+                <w:szCs w:val="22"/>
+                <w:u w:val="none"/>
+                <w:shd w:fill="auto" w:val="clear"/>
+                <w:em w:val="none"/>
+              </w:rPr>
+              <w:t>endif</w:t>
+            </w:r>
+            <w:r>
+              <w:rPr>
+                <w:rStyle w:val="Style12"/>
+                <w:rFonts w:ascii="Liberation Serif" w:hAnsi="Liberation Serif"/>
+                <w:b w:val="false"/>
+                <w:bCs/>
+                <w:i w:val="false"/>
+                <w:strike w:val="false"/>
+                <w:dstrike w:val="false"/>
+                <w:outline w:val="false"/>
+                <w:shadow w:val="false"/>
+                <w:color w:val="222832"/>
+                <w:sz w:val="22"/>
+                <w:szCs w:val="22"/>
+                <w:u w:val="none"/>
+                <w:shd w:fill="auto" w:val="clear"/>
+                <w:em w:val="none"/>
+              </w:rPr>
+              <w:t xml:space="preserve"> </w:t>
+            </w:r>
+            <w:r>
+              <w:rPr>
+                <w:rStyle w:val="Style12"/>
+                <w:rFonts w:ascii="Liberation Serif" w:hAnsi="Liberation Serif"/>
+                <w:b w:val="false"/>
+                <w:bCs/>
+                <w:i w:val="false"/>
+                <w:strike w:val="false"/>
+                <w:dstrike w:val="false"/>
+                <w:outline w:val="false"/>
+                <w:shadow w:val="false"/>
+                <w:color w:val="00622F"/>
+                <w:sz w:val="22"/>
+                <w:szCs w:val="22"/>
+                <w:u w:val="none"/>
+                <w:shd w:fill="auto" w:val="clear"/>
+                <w:em w:val="none"/>
+              </w:rPr>
+              <w:t>%</w:t>
+            </w:r>
+            <w:r>
+              <w:rPr>
+                <w:rStyle w:val="Style12"/>
+                <w:rFonts w:ascii="Liberation Serif" w:hAnsi="Liberation Serif"/>
+                <w:b w:val="false"/>
+                <w:bCs/>
+                <w:i w:val="false"/>
+                <w:strike w:val="false"/>
+                <w:dstrike w:val="false"/>
+                <w:outline w:val="false"/>
+                <w:shadow w:val="false"/>
+                <w:color w:val="080808"/>
+                <w:sz w:val="22"/>
+                <w:szCs w:val="22"/>
+                <w:u w:val="none"/>
+                <w:shd w:fill="auto" w:val="clear"/>
+                <w:em w:val="none"/>
+              </w:rPr>
+              <w:t>}</w:t>
+            </w:r>
+          </w:p>
+          <w:p>
+            <w:pPr>
+              <w:pStyle w:val="Normal"/>
+              <w:bidi w:val="0"/>
+              <w:jc w:val="left"/>
+              <w:rPr/>
+            </w:pPr>
+            <w:r>
+              <w:rPr>
+                <w:rStyle w:val="Style12"/>
+                <w:rFonts w:ascii="Liberation Serif" w:hAnsi="Liberation Serif"/>
+                <w:b w:val="false"/>
+                <w:bCs/>
+                <w:i w:val="false"/>
+                <w:strike w:val="false"/>
+                <w:dstrike w:val="false"/>
+                <w:outline w:val="false"/>
+                <w:shadow w:val="false"/>
+                <w:color w:val="080808"/>
+                <w:sz w:val="22"/>
+                <w:szCs w:val="22"/>
+                <w:u w:val="none"/>
+                <w:shd w:fill="auto" w:val="clear"/>
+                <w:em w:val="none"/>
+              </w:rPr>
+              <w:t xml:space="preserve">  </w:t>
+            </w:r>
+            <w:r>
+              <w:rPr>
+                <w:rStyle w:val="Style12"/>
+                <w:rFonts w:ascii="Liberation Serif" w:hAnsi="Liberation Serif"/>
+                <w:b w:val="false"/>
+                <w:bCs/>
+                <w:i w:val="false"/>
+                <w:strike w:val="false"/>
+                <w:dstrike w:val="false"/>
+                <w:outline w:val="false"/>
+                <w:shadow w:val="false"/>
+                <w:color w:val="080808"/>
+                <w:sz w:val="22"/>
+                <w:szCs w:val="22"/>
+                <w:u w:val="none"/>
+                <w:shd w:fill="auto" w:val="clear"/>
+                <w:em w:val="none"/>
+              </w:rPr>
+              <w:t>{</w:t>
+            </w:r>
+            <w:r>
+              <w:rPr>
+                <w:rStyle w:val="Style12"/>
+                <w:rFonts w:ascii="Liberation Serif" w:hAnsi="Liberation Serif"/>
+                <w:b w:val="false"/>
+                <w:bCs/>
+                <w:i w:val="false"/>
+                <w:strike w:val="false"/>
+                <w:dstrike w:val="false"/>
+                <w:outline w:val="false"/>
+                <w:shadow w:val="false"/>
+                <w:color w:val="00622F"/>
+                <w:sz w:val="22"/>
+                <w:szCs w:val="22"/>
+                <w:u w:val="none"/>
+                <w:shd w:fill="auto" w:val="clear"/>
+                <w:em w:val="none"/>
+              </w:rPr>
+              <w:t>%</w:t>
+            </w:r>
+            <w:r>
+              <w:rPr>
+                <w:rStyle w:val="Style12"/>
+                <w:rFonts w:ascii="Liberation Serif" w:hAnsi="Liberation Serif"/>
+                <w:b w:val="false"/>
+                <w:bCs/>
+                <w:i w:val="false"/>
+                <w:strike w:val="false"/>
+                <w:dstrike w:val="false"/>
+                <w:outline w:val="false"/>
+                <w:shadow w:val="false"/>
+                <w:color w:val="080808"/>
+                <w:sz w:val="22"/>
+                <w:szCs w:val="22"/>
+                <w:u w:val="none"/>
+                <w:shd w:fill="auto" w:val="clear"/>
+                <w:em w:val="none"/>
+              </w:rPr>
+              <w:t>p</w:t>
+            </w:r>
+            <w:r>
+              <w:rPr>
+                <w:rStyle w:val="Style12"/>
+                <w:rFonts w:ascii="Liberation Serif" w:hAnsi="Liberation Serif"/>
+                <w:b w:val="false"/>
+                <w:bCs/>
+                <w:i w:val="false"/>
+                <w:strike w:val="false"/>
+                <w:dstrike w:val="false"/>
+                <w:outline w:val="false"/>
+                <w:shadow w:val="false"/>
+                <w:color w:val="222832"/>
+                <w:sz w:val="22"/>
+                <w:szCs w:val="22"/>
+                <w:u w:val="none"/>
+                <w:shd w:fill="auto" w:val="clear"/>
+                <w:em w:val="none"/>
+              </w:rPr>
+              <w:t xml:space="preserve"> </w:t>
+            </w:r>
+            <w:r>
+              <w:rPr>
+                <w:rStyle w:val="Style12"/>
+                <w:rFonts w:ascii="Liberation Serif" w:hAnsi="Liberation Serif"/>
+                <w:b w:val="false"/>
+                <w:bCs/>
+                <w:i w:val="false"/>
+                <w:strike w:val="false"/>
+                <w:dstrike w:val="false"/>
+                <w:outline w:val="false"/>
+                <w:shadow w:val="false"/>
+                <w:color w:val="C9211E"/>
+                <w:sz w:val="22"/>
+                <w:szCs w:val="22"/>
+                <w:u w:val="none"/>
+                <w:shd w:fill="auto" w:val="clear"/>
+                <w:em w:val="none"/>
+              </w:rPr>
+              <w:t>else</w:t>
+            </w:r>
+            <w:r>
+              <w:rPr>
+                <w:rStyle w:val="Style12"/>
+                <w:rFonts w:ascii="Liberation Serif" w:hAnsi="Liberation Serif"/>
+                <w:b w:val="false"/>
+                <w:bCs/>
+                <w:i w:val="false"/>
+                <w:strike w:val="false"/>
+                <w:dstrike w:val="false"/>
+                <w:outline w:val="false"/>
+                <w:shadow w:val="false"/>
+                <w:color w:val="222832"/>
+                <w:sz w:val="22"/>
+                <w:szCs w:val="22"/>
+                <w:u w:val="none"/>
+                <w:shd w:fill="auto" w:val="clear"/>
+                <w:em w:val="none"/>
+              </w:rPr>
+              <w:t xml:space="preserve"> </w:t>
+            </w:r>
+            <w:r>
+              <w:rPr>
+                <w:rStyle w:val="Style12"/>
+                <w:rFonts w:ascii="Liberation Serif" w:hAnsi="Liberation Serif"/>
+                <w:b w:val="false"/>
+                <w:bCs/>
+                <w:i w:val="false"/>
+                <w:strike w:val="false"/>
+                <w:dstrike w:val="false"/>
+                <w:outline w:val="false"/>
+                <w:shadow w:val="false"/>
+                <w:color w:val="00622F"/>
+                <w:sz w:val="22"/>
+                <w:szCs w:val="22"/>
+                <w:u w:val="none"/>
+                <w:shd w:fill="auto" w:val="clear"/>
+                <w:em w:val="none"/>
+              </w:rPr>
+              <w:t>%</w:t>
+            </w:r>
+            <w:r>
+              <w:rPr>
+                <w:rStyle w:val="Style12"/>
+                <w:rFonts w:ascii="Liberation Serif" w:hAnsi="Liberation Serif"/>
+                <w:b w:val="false"/>
+                <w:bCs/>
+                <w:i w:val="false"/>
+                <w:strike w:val="false"/>
+                <w:dstrike w:val="false"/>
+                <w:outline w:val="false"/>
+                <w:shadow w:val="false"/>
+                <w:color w:val="080808"/>
+                <w:sz w:val="22"/>
+                <w:szCs w:val="22"/>
+                <w:u w:val="none"/>
+                <w:shd w:fill="auto" w:val="clear"/>
+                <w:em w:val="none"/>
+              </w:rPr>
+              <w:t>}</w:t>
+            </w:r>
+          </w:p>
+          <w:p>
+            <w:pPr>
+              <w:pStyle w:val="Normal"/>
+              <w:bidi w:val="0"/>
+              <w:jc w:val="left"/>
+              <w:rPr/>
+            </w:pPr>
+            <w:r>
+              <w:rPr>
+                <w:rStyle w:val="Style12"/>
+                <w:rFonts w:ascii="Liberation Serif" w:hAnsi="Liberation Serif"/>
+                <w:b w:val="false"/>
+                <w:bCs/>
+                <w:i w:val="false"/>
+                <w:strike w:val="false"/>
+                <w:dstrike w:val="false"/>
+                <w:outline w:val="false"/>
+                <w:shadow w:val="false"/>
                 <w:color w:val="080808"/>
                 <w:sz w:val="22"/>
                 <w:szCs w:val="22"/>
@@ -25870,6 +26892,163 @@
                 <w:em w:val="none"/>
               </w:rPr>
               <w:t>Дефект с визуальными признаками высокого нагрева.</w:t>
+            </w:r>
+          </w:p>
+          <w:p>
+            <w:pPr>
+              <w:pStyle w:val="Style21"/>
+              <w:widowControl/>
+              <w:bidi w:val="0"/>
+              <w:ind w:hanging="0" w:left="0" w:right="0"/>
+              <w:jc w:val="left"/>
+              <w:rPr/>
+            </w:pPr>
+            <w:r>
+              <w:rPr>
+                <w:rStyle w:val="Style12"/>
+                <w:rFonts w:ascii="Liberation Serif" w:hAnsi="Liberation Serif"/>
+                <w:b w:val="false"/>
+                <w:bCs/>
+                <w:color w:val="080808"/>
+                <w:sz w:val="22"/>
+                <w:szCs w:val="22"/>
+                <w:shd w:fill="auto" w:val="clear"/>
+              </w:rPr>
+              <w:t xml:space="preserve">  </w:t>
+            </w:r>
+            <w:r>
+              <w:rPr>
+                <w:rStyle w:val="Style12"/>
+                <w:rFonts w:ascii="Liberation Serif" w:hAnsi="Liberation Serif"/>
+                <w:b w:val="false"/>
+                <w:bCs/>
+                <w:color w:val="080808"/>
+                <w:sz w:val="22"/>
+                <w:szCs w:val="22"/>
+                <w:shd w:fill="auto" w:val="clear"/>
+              </w:rPr>
+              <w:t>{</w:t>
+            </w:r>
+            <w:r>
+              <w:rPr>
+                <w:rStyle w:val="Style12"/>
+                <w:rFonts w:ascii="Liberation Serif" w:hAnsi="Liberation Serif"/>
+                <w:b w:val="false"/>
+                <w:bCs/>
+                <w:color w:val="00622F"/>
+                <w:sz w:val="22"/>
+                <w:szCs w:val="22"/>
+                <w:shd w:fill="auto" w:val="clear"/>
+              </w:rPr>
+              <w:t>%</w:t>
+            </w:r>
+            <w:r>
+              <w:rPr>
+                <w:rStyle w:val="Style12"/>
+                <w:rFonts w:ascii="Liberation Serif" w:hAnsi="Liberation Serif"/>
+                <w:b w:val="false"/>
+                <w:bCs/>
+                <w:color w:val="080808"/>
+                <w:sz w:val="22"/>
+                <w:szCs w:val="22"/>
+                <w:shd w:fill="auto" w:val="clear"/>
+              </w:rPr>
+              <w:t>p</w:t>
+            </w:r>
+            <w:r>
+              <w:rPr>
+                <w:rStyle w:val="Style12"/>
+                <w:rFonts w:ascii="Liberation Serif" w:hAnsi="Liberation Serif"/>
+                <w:b w:val="false"/>
+                <w:bCs/>
+                <w:color w:val="222832"/>
+                <w:sz w:val="22"/>
+                <w:szCs w:val="22"/>
+                <w:shd w:fill="auto" w:val="clear"/>
+              </w:rPr>
+              <w:t xml:space="preserve"> </w:t>
+            </w:r>
+            <w:r>
+              <w:rPr>
+                <w:rStyle w:val="Style12"/>
+                <w:rFonts w:ascii="Liberation Serif" w:hAnsi="Liberation Serif"/>
+                <w:b w:val="false"/>
+                <w:bCs/>
+                <w:color w:val="C9211E"/>
+                <w:sz w:val="22"/>
+                <w:szCs w:val="22"/>
+                <w:shd w:fill="auto" w:val="clear"/>
+              </w:rPr>
+              <w:t>endif</w:t>
+            </w:r>
+            <w:r>
+              <w:rPr>
+                <w:rStyle w:val="Style12"/>
+                <w:rFonts w:ascii="Liberation Serif" w:hAnsi="Liberation Serif"/>
+                <w:b w:val="false"/>
+                <w:bCs/>
+                <w:color w:val="222832"/>
+                <w:sz w:val="22"/>
+                <w:szCs w:val="22"/>
+                <w:shd w:fill="auto" w:val="clear"/>
+              </w:rPr>
+              <w:t xml:space="preserve"> </w:t>
+            </w:r>
+            <w:r>
+              <w:rPr>
+                <w:rStyle w:val="Style12"/>
+                <w:rFonts w:ascii="Liberation Serif" w:hAnsi="Liberation Serif"/>
+                <w:b w:val="false"/>
+                <w:bCs/>
+                <w:color w:val="00622F"/>
+                <w:sz w:val="22"/>
+                <w:szCs w:val="22"/>
+                <w:shd w:fill="auto" w:val="clear"/>
+              </w:rPr>
+              <w:t>%</w:t>
+            </w:r>
+            <w:r>
+              <w:rPr>
+                <w:rStyle w:val="Style12"/>
+                <w:rFonts w:ascii="Liberation Serif" w:hAnsi="Liberation Serif"/>
+                <w:b w:val="false"/>
+                <w:bCs/>
+                <w:color w:val="080808"/>
+                <w:sz w:val="22"/>
+                <w:szCs w:val="22"/>
+                <w:shd w:fill="auto" w:val="clear"/>
+              </w:rPr>
+              <w:t>}</w:t>
+            </w:r>
+          </w:p>
+          <w:p>
+            <w:pPr>
+              <w:pStyle w:val="Style21"/>
+              <w:widowControl/>
+              <w:bidi w:val="0"/>
+              <w:ind w:hanging="0" w:left="0" w:right="0"/>
+              <w:jc w:val="left"/>
+              <w:rPr>
+                <w:rStyle w:val="Style12"/>
+                <w:rFonts w:ascii="Liberation Serif" w:hAnsi="Liberation Serif"/>
+                <w:b w:val="false"/>
+                <w:bCs/>
+                <w:color w:val="080808"/>
+                <w:sz w:val="22"/>
+                <w:szCs w:val="22"/>
+                <w:shd w:fill="auto" w:val="clear"/>
+              </w:rPr>
+            </w:pPr>
+            <w:r>
+              <w:rPr>
+                <w:rFonts w:ascii="Liberation Serif" w:hAnsi="Liberation Serif"/>
+                <w:b w:val="false"/>
+                <w:bCs/>
+                <w:color w:val="080808"/>
+                <w:sz w:val="22"/>
+                <w:szCs w:val="22"/>
+                <w:shd w:fill="auto" w:val="clear"/>
+              </w:rPr>
             </w:r>
           </w:p>
           <w:p>
